--- a/1. FLOODSENSE-MAIN/MAIN FILESS/ROUTING SLIP/FLOODSENSEROUTINGSLIP.docx
+++ b/1. FLOODSENSE-MAIN/MAIN FILESS/ROUTING SLIP/FLOODSENSEROUTINGSLIP.docx
@@ -314,7 +314,7 @@
                     </wp:inline>
                   </w:drawing>
                 </mc:Choice>
-                <mc:Fallback xmlns:cr="http://schemas.microsoft.com/office/comments/2020/reactions" xmlns="http://schemas.microsoft.com/office/tasks/2019/documenttasks" xmlns:w16cex="http://schemas.microsoft.com/office/word/2018/wordml/cex" xmlns:w16="http://schemas.microsoft.com/office/word/2018/wordml" xmlns:dgm="http://schemas.openxmlformats.org/drawingml/2006/diagram" xmlns:lc="http://schemas.openxmlformats.org/drawingml/2006/lockedCanvas" xmlns:c="http://schemas.openxmlformats.org/drawingml/2006/chart" xmlns:pic="http://schemas.openxmlformats.org/drawingml/2006/picture" xmlns:a="http://schemas.openxmlformats.org/drawingml/2006/main" xmlns:sl="http://schemas.openxmlformats.org/schemaLibrary/2006/main">
+                <mc:Fallback xmlns:sl="http://schemas.openxmlformats.org/schemaLibrary/2006/main" xmlns:a="http://schemas.openxmlformats.org/drawingml/2006/main" xmlns:pic="http://schemas.openxmlformats.org/drawingml/2006/picture" xmlns:c="http://schemas.openxmlformats.org/drawingml/2006/chart" xmlns:lc="http://schemas.openxmlformats.org/drawingml/2006/lockedCanvas" xmlns:dgm="http://schemas.openxmlformats.org/drawingml/2006/diagram" xmlns:w16="http://schemas.microsoft.com/office/word/2018/wordml" xmlns:w16cex="http://schemas.microsoft.com/office/word/2018/wordml/cex" xmlns="http://schemas.microsoft.com/office/tasks/2019/documenttasks" xmlns:cr="http://schemas.microsoft.com/office/comments/2020/reactions">
                   <w:drawing>
                     <wp:inline distB="0" distT="0" distL="0" distR="0">
                       <wp:extent cx="129540" cy="129540"/>
@@ -360,7 +360,7 @@
               <w:rPr>
                 <w:rFonts w:ascii="Arial" w:eastAsia="Arial" w:hAnsi="Arial" w:cs="Arial"/>
               </w:rPr>
-              <w:t xml:space="preserve"> (System)</w:t>
+              <w:t xml:space="preserve"> </w:t>
             </w:r>
           </w:p>
         </w:tc>
@@ -437,7 +437,7 @@
                     </wp:inline>
                   </w:drawing>
                 </mc:Choice>
-                <mc:Fallback xmlns:cr="http://schemas.microsoft.com/office/comments/2020/reactions" xmlns="http://schemas.microsoft.com/office/tasks/2019/documenttasks" xmlns:w16cex="http://schemas.microsoft.com/office/word/2018/wordml/cex" xmlns:w16="http://schemas.microsoft.com/office/word/2018/wordml" xmlns:dgm="http://schemas.openxmlformats.org/drawingml/2006/diagram" xmlns:lc="http://schemas.openxmlformats.org/drawingml/2006/lockedCanvas" xmlns:c="http://schemas.openxmlformats.org/drawingml/2006/chart" xmlns:pic="http://schemas.openxmlformats.org/drawingml/2006/picture" xmlns:a="http://schemas.openxmlformats.org/drawingml/2006/main" xmlns:sl="http://schemas.openxmlformats.org/schemaLibrary/2006/main">
+                <mc:Fallback xmlns:sl="http://schemas.openxmlformats.org/schemaLibrary/2006/main" xmlns:a="http://schemas.openxmlformats.org/drawingml/2006/main" xmlns:pic="http://schemas.openxmlformats.org/drawingml/2006/picture" xmlns:c="http://schemas.openxmlformats.org/drawingml/2006/chart" xmlns:lc="http://schemas.openxmlformats.org/drawingml/2006/lockedCanvas" xmlns:dgm="http://schemas.openxmlformats.org/drawingml/2006/diagram" xmlns:w16="http://schemas.microsoft.com/office/word/2018/wordml" xmlns:w16cex="http://schemas.microsoft.com/office/word/2018/wordml/cex" xmlns="http://schemas.microsoft.com/office/tasks/2019/documenttasks" xmlns:cr="http://schemas.microsoft.com/office/comments/2020/reactions">
                   <w:drawing>
                     <wp:inline distB="0" distT="0" distL="0" distR="0">
                       <wp:extent cx="129540" cy="129540"/>
@@ -554,7 +554,7 @@
                     </wp:inline>
                   </w:drawing>
                 </mc:Choice>
-                <mc:Fallback xmlns:cr="http://schemas.microsoft.com/office/comments/2020/reactions" xmlns="http://schemas.microsoft.com/office/tasks/2019/documenttasks" xmlns:w16cex="http://schemas.microsoft.com/office/word/2018/wordml/cex" xmlns:w16="http://schemas.microsoft.com/office/word/2018/wordml" xmlns:dgm="http://schemas.openxmlformats.org/drawingml/2006/diagram" xmlns:lc="http://schemas.openxmlformats.org/drawingml/2006/lockedCanvas" xmlns:c="http://schemas.openxmlformats.org/drawingml/2006/chart" xmlns:pic="http://schemas.openxmlformats.org/drawingml/2006/picture" xmlns:a="http://schemas.openxmlformats.org/drawingml/2006/main" xmlns:sl="http://schemas.openxmlformats.org/schemaLibrary/2006/main">
+                <mc:Fallback xmlns:sl="http://schemas.openxmlformats.org/schemaLibrary/2006/main" xmlns:a="http://schemas.openxmlformats.org/drawingml/2006/main" xmlns:pic="http://schemas.openxmlformats.org/drawingml/2006/picture" xmlns:c="http://schemas.openxmlformats.org/drawingml/2006/chart" xmlns:lc="http://schemas.openxmlformats.org/drawingml/2006/lockedCanvas" xmlns:dgm="http://schemas.openxmlformats.org/drawingml/2006/diagram" xmlns:w16="http://schemas.microsoft.com/office/word/2018/wordml" xmlns:w16cex="http://schemas.microsoft.com/office/word/2018/wordml/cex" xmlns="http://schemas.microsoft.com/office/tasks/2019/documenttasks" xmlns:cr="http://schemas.microsoft.com/office/comments/2020/reactions">
                   <w:drawing>
                     <wp:inline distB="0" distT="0" distL="0" distR="0">
                       <wp:extent cx="129540" cy="129540"/>
@@ -672,7 +672,7 @@
                     </wp:inline>
                   </w:drawing>
                 </mc:Choice>
-                <mc:Fallback xmlns:cr="http://schemas.microsoft.com/office/comments/2020/reactions" xmlns="http://schemas.microsoft.com/office/tasks/2019/documenttasks" xmlns:w16cex="http://schemas.microsoft.com/office/word/2018/wordml/cex" xmlns:w16="http://schemas.microsoft.com/office/word/2018/wordml" xmlns:dgm="http://schemas.openxmlformats.org/drawingml/2006/diagram" xmlns:lc="http://schemas.openxmlformats.org/drawingml/2006/lockedCanvas" xmlns:c="http://schemas.openxmlformats.org/drawingml/2006/chart" xmlns:pic="http://schemas.openxmlformats.org/drawingml/2006/picture" xmlns:a="http://schemas.openxmlformats.org/drawingml/2006/main" xmlns:sl="http://schemas.openxmlformats.org/schemaLibrary/2006/main">
+                <mc:Fallback xmlns:sl="http://schemas.openxmlformats.org/schemaLibrary/2006/main" xmlns:a="http://schemas.openxmlformats.org/drawingml/2006/main" xmlns:pic="http://schemas.openxmlformats.org/drawingml/2006/picture" xmlns:c="http://schemas.openxmlformats.org/drawingml/2006/chart" xmlns:lc="http://schemas.openxmlformats.org/drawingml/2006/lockedCanvas" xmlns:dgm="http://schemas.openxmlformats.org/drawingml/2006/diagram" xmlns:w16="http://schemas.microsoft.com/office/word/2018/wordml" xmlns:w16cex="http://schemas.microsoft.com/office/word/2018/wordml/cex" xmlns="http://schemas.microsoft.com/office/tasks/2019/documenttasks" xmlns:cr="http://schemas.microsoft.com/office/comments/2020/reactions">
                   <w:drawing>
                     <wp:inline distB="0" distT="0" distL="0" distR="0">
                       <wp:extent cx="129540" cy="129540"/>
@@ -1201,6 +1201,24 @@
                 <w:bCs/>
               </w:rPr>
             </w:pPr>
+            <w:r>
+              <w:rPr>
+                <w:rFonts w:ascii="Arial" w:eastAsia="Arial" w:hAnsi="Arial" w:cs="Arial"/>
+                <w:b/>
+                <w:bCs/>
+              </w:rPr>
+              <w:t>10-19-20</w:t>
+            </w:r>
+            <w:bookmarkStart w:id="0" w:name="_GoBack"/>
+            <w:bookmarkEnd w:id="0"/>
+            <w:r>
+              <w:rPr>
+                <w:rFonts w:ascii="Arial" w:eastAsia="Arial" w:hAnsi="Arial" w:cs="Arial"/>
+                <w:b/>
+                <w:bCs/>
+              </w:rPr>
+              <w:t>26</w:t>
+            </w:r>
           </w:p>
         </w:tc>
         <w:tc>
@@ -1217,6 +1235,14 @@
                 <w:bCs/>
               </w:rPr>
             </w:pPr>
+            <w:r>
+              <w:rPr>
+                <w:rFonts w:ascii="Arial" w:eastAsia="Arial" w:hAnsi="Arial" w:cs="Arial"/>
+                <w:b/>
+                <w:bCs/>
+              </w:rPr>
+              <w:t>10-19-2026</w:t>
+            </w:r>
           </w:p>
         </w:tc>
         <w:tc>
@@ -2599,7 +2625,7 @@
               </wp:anchor>
             </w:drawing>
           </mc:Choice>
-          <mc:Fallback xmlns:cr="http://schemas.microsoft.com/office/comments/2020/reactions" xmlns="http://schemas.microsoft.com/office/tasks/2019/documenttasks" xmlns:w16cex="http://schemas.microsoft.com/office/word/2018/wordml/cex" xmlns:w16="http://schemas.microsoft.com/office/word/2018/wordml" xmlns:dgm="http://schemas.openxmlformats.org/drawingml/2006/diagram" xmlns:lc="http://schemas.openxmlformats.org/drawingml/2006/lockedCanvas" xmlns:c="http://schemas.openxmlformats.org/drawingml/2006/chart" xmlns:pic="http://schemas.openxmlformats.org/drawingml/2006/picture" xmlns:a="http://schemas.openxmlformats.org/drawingml/2006/main" xmlns:sl="http://schemas.openxmlformats.org/schemaLibrary/2006/main">
+          <mc:Fallback xmlns:sl="http://schemas.openxmlformats.org/schemaLibrary/2006/main" xmlns:a="http://schemas.openxmlformats.org/drawingml/2006/main" xmlns:pic="http://schemas.openxmlformats.org/drawingml/2006/picture" xmlns:c="http://schemas.openxmlformats.org/drawingml/2006/chart" xmlns:lc="http://schemas.openxmlformats.org/drawingml/2006/lockedCanvas" xmlns:dgm="http://schemas.openxmlformats.org/drawingml/2006/diagram" xmlns:w16="http://schemas.microsoft.com/office/word/2018/wordml" xmlns:w16cex="http://schemas.microsoft.com/office/word/2018/wordml/cex" xmlns="http://schemas.microsoft.com/office/tasks/2019/documenttasks" xmlns:cr="http://schemas.microsoft.com/office/comments/2020/reactions">
             <w:drawing>
               <wp:anchor allowOverlap="1" behindDoc="0" distB="0" distT="0" distL="114300" distR="114300" hidden="0" layoutInCell="1" locked="0" relativeHeight="0" simplePos="0">
                 <wp:simplePos x="0" y="0"/>
@@ -2640,2569 +2666,6 @@
                 </a:graphic>
               </wp:anchor>
             </w:drawing>
-          </mc:Fallback>
-        </mc:AlternateContent>
-      </w:r>
-    </w:p>
-    <w:p>
-      <w:pPr>
-        <w:tabs>
-          <w:tab w:val="left" w:pos="8445"/>
-        </w:tabs>
-        <w:ind w:right="-421"/>
-        <w:jc w:val="center"/>
-        <w:rPr>
-          <w:rFonts w:ascii="Arial" w:eastAsia="Arial" w:hAnsi="Arial" w:cs="Arial"/>
-        </w:rPr>
-      </w:pPr>
-    </w:p>
-    <w:p>
-      <w:pPr>
-        <w:spacing w:after="0" w:line="240" w:lineRule="auto"/>
-        <w:jc w:val="center"/>
-        <w:rPr>
-          <w:rFonts w:ascii="Century Gothic" w:eastAsia="Century Gothic" w:hAnsi="Century Gothic" w:cs="Century Gothic"/>
-        </w:rPr>
-      </w:pPr>
-    </w:p>
-    <w:p>
-      <w:pPr>
-        <w:spacing w:after="0" w:line="240" w:lineRule="auto"/>
-        <w:jc w:val="center"/>
-        <w:rPr>
-          <w:rFonts w:ascii="Arial" w:eastAsia="Arial" w:hAnsi="Arial" w:cs="Arial"/>
-          <w:b/>
-          <w:bCs/>
-        </w:rPr>
-      </w:pPr>
-      <w:r>
-        <w:rPr>
-          <w:rFonts w:ascii="Arial" w:eastAsia="Arial" w:hAnsi="Arial" w:cs="Arial"/>
-          <w:b/>
-          <w:bCs/>
-        </w:rPr>
-        <w:t>DEPARTMENT OF COMPUTER STUDIES</w:t>
-      </w:r>
-    </w:p>
-    <w:p>
-      <w:pPr>
-        <w:spacing w:after="0" w:line="240" w:lineRule="auto"/>
-        <w:jc w:val="center"/>
-        <w:rPr>
-          <w:rFonts w:ascii="Century Gothic" w:eastAsia="Century Gothic" w:hAnsi="Century Gothic" w:cs="Century Gothic"/>
-          <w:color w:val="0000FF"/>
-          <w:sz w:val="20"/>
-          <w:szCs w:val="20"/>
-          <w:u w:val="single"/>
-        </w:rPr>
-      </w:pPr>
-    </w:p>
-    <w:p>
-      <w:pPr>
-        <w:spacing w:after="0" w:line="240" w:lineRule="auto"/>
-        <w:jc w:val="center"/>
-        <w:rPr>
-          <w:rFonts w:ascii="Arial" w:eastAsia="Arial" w:hAnsi="Arial" w:cs="Arial"/>
-          <w:b/>
-          <w:bCs/>
-        </w:rPr>
-      </w:pPr>
-      <w:r>
-        <w:rPr>
-          <w:rFonts w:ascii="Arial" w:eastAsia="Arial" w:hAnsi="Arial" w:cs="Arial"/>
-          <w:b/>
-          <w:bCs/>
-        </w:rPr>
-        <w:t>DEPARTMENT OF COMPUTER STUDIES</w:t>
-      </w:r>
-    </w:p>
-    <w:p>
-      <w:pPr>
-        <w:spacing w:after="0" w:line="240" w:lineRule="auto"/>
-        <w:jc w:val="center"/>
-        <w:rPr>
-          <w:rFonts w:ascii="Arial" w:eastAsia="Arial" w:hAnsi="Arial" w:cs="Arial"/>
-          <w:b/>
-          <w:bCs/>
-        </w:rPr>
-      </w:pPr>
-    </w:p>
-    <w:p>
-      <w:pPr>
-        <w:spacing w:after="0" w:line="240" w:lineRule="auto"/>
-        <w:jc w:val="center"/>
-        <w:rPr>
-          <w:rFonts w:ascii="Arial" w:eastAsia="Arial" w:hAnsi="Arial" w:cs="Arial"/>
-          <w:b/>
-          <w:bCs/>
-        </w:rPr>
-      </w:pPr>
-      <w:r>
-        <w:rPr>
-          <w:rFonts w:ascii="Arial" w:eastAsia="Arial" w:hAnsi="Arial" w:cs="Arial"/>
-          <w:b/>
-          <w:bCs/>
-        </w:rPr>
-        <w:t>ROUTING SLIP</w:t>
-      </w:r>
-    </w:p>
-    <w:p>
-      <w:pPr>
-        <w:spacing w:after="0" w:line="240" w:lineRule="auto"/>
-        <w:jc w:val="center"/>
-        <w:rPr>
-          <w:rFonts w:ascii="Arial" w:eastAsia="Arial" w:hAnsi="Arial" w:cs="Arial"/>
-          <w:b/>
-          <w:bCs/>
-        </w:rPr>
-      </w:pPr>
-      <w:r>
-        <w:rPr>
-          <w:rFonts w:ascii="Arial" w:eastAsia="Arial" w:hAnsi="Arial" w:cs="Arial"/>
-          <w:b/>
-          <w:bCs/>
-        </w:rPr>
-        <w:t xml:space="preserve"> </w:t>
-      </w:r>
-    </w:p>
-    <w:p>
-      <w:pPr>
-        <w:spacing w:after="0" w:line="240" w:lineRule="auto"/>
-        <w:jc w:val="center"/>
-        <w:rPr>
-          <w:rFonts w:ascii="Arial" w:eastAsia="Arial" w:hAnsi="Arial" w:cs="Arial"/>
-          <w:b/>
-          <w:bCs/>
-        </w:rPr>
-      </w:pPr>
-    </w:p>
-    <w:p>
-      <w:pPr>
-        <w:tabs>
-          <w:tab w:val="left" w:pos="2520"/>
-          <w:tab w:val="left" w:pos="3060"/>
-        </w:tabs>
-        <w:spacing w:after="0"/>
-        <w:ind w:left="3060" w:hanging="3060"/>
-        <w:jc w:val="both"/>
-        <w:rPr>
-          <w:rFonts w:ascii="Arial" w:eastAsia="Arial" w:hAnsi="Arial" w:cs="Arial"/>
-          <w:b/>
-          <w:bCs/>
-        </w:rPr>
-      </w:pPr>
-      <w:r>
-        <w:rPr>
-          <w:rFonts w:ascii="Arial" w:eastAsia="Arial" w:hAnsi="Arial" w:cs="Arial"/>
-        </w:rPr>
-        <w:t>Name of Researcher(s)</w:t>
-      </w:r>
-      <w:r>
-        <w:rPr>
-          <w:rFonts w:ascii="Arial" w:eastAsia="Arial" w:hAnsi="Arial" w:cs="Arial"/>
-        </w:rPr>
-        <w:tab/>
-        <w:t>:</w:t>
-      </w:r>
-      <w:r>
-        <w:rPr>
-          <w:rFonts w:ascii="Arial" w:eastAsia="Arial" w:hAnsi="Arial" w:cs="Arial"/>
-        </w:rPr>
-        <w:tab/>
-      </w:r>
-      <w:r>
-        <w:rPr>
-          <w:rFonts w:ascii="Arial" w:eastAsia="Arial" w:hAnsi="Arial" w:cs="Arial"/>
-          <w:b/>
-          <w:bCs/>
-        </w:rPr>
-        <w:t>GOC-ONG, REYMART V., JUANITES, MARTIN LORENZ D., PULAO, ROMAR T.</w:t>
-      </w:r>
-    </w:p>
-    <w:p>
-      <w:pPr>
-        <w:tabs>
-          <w:tab w:val="left" w:pos="2520"/>
-          <w:tab w:val="left" w:pos="3060"/>
-        </w:tabs>
-        <w:spacing w:after="0"/>
-        <w:ind w:left="3060" w:hanging="3060"/>
-        <w:jc w:val="both"/>
-        <w:rPr>
-          <w:rFonts w:ascii="Arial" w:eastAsia="Arial" w:hAnsi="Arial" w:cs="Arial"/>
-          <w:b/>
-          <w:bCs/>
-        </w:rPr>
-      </w:pPr>
-      <w:r>
-        <w:rPr>
-          <w:rFonts w:ascii="Arial" w:eastAsia="Arial" w:hAnsi="Arial" w:cs="Arial"/>
-        </w:rPr>
-        <w:t>Title of Study</w:t>
-      </w:r>
-      <w:r>
-        <w:rPr>
-          <w:rFonts w:ascii="Arial" w:eastAsia="Arial" w:hAnsi="Arial" w:cs="Arial"/>
-        </w:rPr>
-        <w:tab/>
-        <w:t>:</w:t>
-      </w:r>
-      <w:r>
-        <w:rPr>
-          <w:rFonts w:ascii="Arial" w:eastAsia="Arial" w:hAnsi="Arial" w:cs="Arial"/>
-        </w:rPr>
-        <w:tab/>
-      </w:r>
-      <w:r>
-        <w:rPr>
-          <w:rFonts w:ascii="Arial" w:eastAsia="Arial" w:hAnsi="Arial" w:cs="Arial"/>
-          <w:b/>
-          <w:bCs/>
-        </w:rPr>
-        <w:t>FLOODSENSE: AN ANDROID-BASED EXPERT SYSTEM FOR FLOOD SUSCEPTIBILITY ASSESSMENT AND PRE-EVENT PREPAREDNESS IN BACOOR CITY</w:t>
-      </w:r>
-    </w:p>
-    <w:p>
-      <w:pPr>
-        <w:tabs>
-          <w:tab w:val="left" w:pos="2520"/>
-          <w:tab w:val="left" w:pos="3060"/>
-        </w:tabs>
-        <w:spacing w:after="0"/>
-        <w:jc w:val="both"/>
-        <w:rPr>
-          <w:rFonts w:ascii="Arial" w:eastAsia="Arial" w:hAnsi="Arial" w:cs="Arial"/>
-        </w:rPr>
-      </w:pPr>
-      <w:r>
-        <w:rPr>
-          <w:rFonts w:ascii="Arial" w:eastAsia="Arial" w:hAnsi="Arial" w:cs="Arial"/>
-        </w:rPr>
-        <w:t>Type of Study</w:t>
-      </w:r>
-      <w:r>
-        <w:rPr>
-          <w:rFonts w:ascii="Arial" w:eastAsia="Arial" w:hAnsi="Arial" w:cs="Arial"/>
-        </w:rPr>
-        <w:tab/>
-        <w:t>:</w:t>
-      </w:r>
-    </w:p>
-    <w:tbl>
-      <w:tblPr>
-        <w:tblStyle w:val="a"/>
-        <w:tblW w:w="9141" w:type="dxa"/>
-        <w:tblBorders>
-          <w:top w:val="nil"/>
-          <w:left w:val="nil"/>
-          <w:bottom w:val="nil"/>
-          <w:right w:val="nil"/>
-          <w:insideH w:val="nil"/>
-          <w:insideV w:val="nil"/>
-        </w:tblBorders>
-        <w:tblLayout w:type="fixed"/>
-        <w:tblLook w:val="0400" w:firstRow="0" w:lastRow="0" w:firstColumn="0" w:lastColumn="0" w:noHBand="0" w:noVBand="1"/>
-      </w:tblPr>
-      <w:tblGrid>
-        <w:gridCol w:w="2520"/>
-        <w:gridCol w:w="1132"/>
-        <w:gridCol w:w="2108"/>
-        <w:gridCol w:w="3381"/>
-      </w:tblGrid>
-      <w:tr>
-        <w:trPr>
-          <w:trHeight w:val="117"/>
-        </w:trPr>
-        <w:tc>
-          <w:tcPr>
-            <w:tcW w:w="2520" w:type="dxa"/>
-            <w:tcBorders>
-              <w:top w:val="nil"/>
-              <w:left w:val="nil"/>
-              <w:bottom w:val="nil"/>
-              <w:right w:val="nil"/>
-            </w:tcBorders>
-            <w:vAlign w:val="center"/>
-          </w:tcPr>
-          <w:p>
-            <w:pPr>
-              <w:spacing w:after="0" w:line="240" w:lineRule="auto"/>
-              <w:rPr>
-                <w:rFonts w:ascii="Arial" w:eastAsia="Arial" w:hAnsi="Arial" w:cs="Arial"/>
-              </w:rPr>
-            </w:pPr>
-            <w:r>
-              <w:rPr>
-                <w:rFonts w:ascii="Arial" w:eastAsia="Arial" w:hAnsi="Arial" w:cs="Arial"/>
-                <w:noProof/>
-              </w:rPr>
-              <mc:AlternateContent>
-                <mc:Choice Requires="wps">
-                  <w:drawing>
-                    <wp:inline distT="0" distB="0" distL="0" distR="0" wp14:anchorId="13D9EB1C" wp14:editId="2A1D42C7">
-                      <wp:extent cx="129540" cy="129540"/>
-                      <wp:effectExtent l="0" t="0" r="0" b="0"/>
-                      <wp:docPr id="1" name="Oval 1"/>
-                      <wp:cNvGraphicFramePr/>
-                      <a:graphic xmlns:a="http://schemas.openxmlformats.org/drawingml/2006/main">
-                        <a:graphicData uri="http://schemas.microsoft.com/office/word/2010/wordprocessingShape">
-                          <wps:wsp>
-                            <wps:cNvSpPr/>
-                            <wps:spPr>
-                              <a:xfrm>
-                                <a:off x="5300280" y="3734280"/>
-                                <a:ext cx="91440" cy="91440"/>
-                              </a:xfrm>
-                              <a:prstGeom prst="ellipse">
-                                <a:avLst/>
-                              </a:prstGeom>
-                              <a:solidFill>
-                                <a:srgbClr val="92D050"/>
-                              </a:solidFill>
-                              <a:ln w="9525" cap="flat" cmpd="sng">
-                                <a:solidFill>
-                                  <a:srgbClr val="000000"/>
-                                </a:solidFill>
-                                <a:prstDash val="solid"/>
-                                <a:round/>
-                                <a:headEnd type="none" w="sm" len="sm"/>
-                                <a:tailEnd type="none" w="sm" len="sm"/>
-                              </a:ln>
-                            </wps:spPr>
-                            <wps:txbx>
-                              <w:txbxContent>
-                                <w:p>
-                                  <w:pPr>
-                                    <w:spacing w:line="275" w:lineRule="auto"/>
-                                    <w:textDirection w:val="btLr"/>
-                                  </w:pPr>
-                                </w:p>
-                              </w:txbxContent>
-                            </wps:txbx>
-                            <wps:bodyPr spcFirstLastPara="1" wrap="square" lIns="91425" tIns="91425" rIns="91425" bIns="91425" anchor="ctr" anchorCtr="0">
-                              <a:noAutofit/>
-                            </wps:bodyPr>
-                          </wps:wsp>
-                        </a:graphicData>
-                      </a:graphic>
-                    </wp:inline>
-                  </w:drawing>
-                </mc:Choice>
-                <mc:Fallback>
-                  <w:pict>
-                    <v:oval w14:anchorId="13D9EB1C" id="Oval 1" o:spid="_x0000_s1031" style="width:10.2pt;height:10.2pt;visibility:visible;mso-wrap-style:square;mso-left-percent:-10001;mso-top-percent:-10001;mso-position-horizontal:absolute;mso-position-horizontal-relative:char;mso-position-vertical:absolute;mso-position-vertical-relative:line;mso-left-percent:-10001;mso-top-percent:-10001;v-text-anchor:middle" o:gfxdata="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" fillcolor="#92d050">
-                      <v:stroke startarrowwidth="narrow" startarrowlength="short" endarrowwidth="narrow" endarrowlength="short"/>
-                      <v:textbox inset="2.53958mm,2.53958mm,2.53958mm,2.53958mm">
-                        <w:txbxContent>
-                          <w:p>
-                            <w:pPr>
-                              <w:spacing w:line="275" w:lineRule="auto"/>
-                              <w:textDirection w:val="btLr"/>
-                            </w:pPr>
-                          </w:p>
-                        </w:txbxContent>
-                      </v:textbox>
-                      <w10:anchorlock/>
-                    </v:oval>
-                  </w:pict>
-                </mc:Fallback>
-              </mc:AlternateContent>
-            </w:r>
-            <w:r>
-              <w:rPr>
-                <w:rFonts w:ascii="Arial" w:eastAsia="Arial" w:hAnsi="Arial" w:cs="Arial"/>
-              </w:rPr>
-              <w:t xml:space="preserve">  Thesis </w:t>
-            </w:r>
-            <w:r>
-              <w:rPr>
-                <w:rFonts w:ascii="Arial" w:eastAsia="Arial" w:hAnsi="Arial" w:cs="Arial"/>
-              </w:rPr>
-              <w:t>(Manuscript)</w:t>
-            </w:r>
-          </w:p>
-        </w:tc>
-        <w:tc>
-          <w:tcPr>
-            <w:tcW w:w="1132" w:type="dxa"/>
-            <w:tcBorders>
-              <w:top w:val="nil"/>
-              <w:left w:val="nil"/>
-              <w:bottom w:val="nil"/>
-              <w:right w:val="nil"/>
-            </w:tcBorders>
-            <w:vAlign w:val="center"/>
-          </w:tcPr>
-          <w:p>
-            <w:pPr>
-              <w:spacing w:after="0" w:line="240" w:lineRule="auto"/>
-              <w:rPr>
-                <w:rFonts w:ascii="Arial" w:eastAsia="Arial" w:hAnsi="Arial" w:cs="Arial"/>
-              </w:rPr>
-            </w:pPr>
-            <w:r>
-              <w:rPr>
-                <w:rFonts w:ascii="Arial" w:eastAsia="Arial" w:hAnsi="Arial" w:cs="Arial"/>
-                <w:noProof/>
-              </w:rPr>
-              <mc:AlternateContent>
-                <mc:Choice Requires="wps">
-                  <w:drawing>
-                    <wp:inline distT="0" distB="0" distL="0" distR="0" wp14:anchorId="3F978936" wp14:editId="3377A9F2">
-                      <wp:extent cx="129540" cy="129540"/>
-                      <wp:effectExtent l="0" t="0" r="0" b="0"/>
-                      <wp:docPr id="2" name="Oval 2"/>
-                      <wp:cNvGraphicFramePr/>
-                      <a:graphic xmlns:a="http://schemas.openxmlformats.org/drawingml/2006/main">
-                        <a:graphicData uri="http://schemas.microsoft.com/office/word/2010/wordprocessingShape">
-                          <wps:wsp>
-                            <wps:cNvSpPr/>
-                            <wps:spPr>
-                              <a:xfrm>
-                                <a:off x="5300280" y="3734280"/>
-                                <a:ext cx="91440" cy="91440"/>
-                              </a:xfrm>
-                              <a:prstGeom prst="ellipse">
-                                <a:avLst/>
-                              </a:prstGeom>
-                              <a:noFill/>
-                              <a:ln w="9525" cap="flat" cmpd="sng">
-                                <a:solidFill>
-                                  <a:srgbClr val="000000"/>
-                                </a:solidFill>
-                                <a:prstDash val="solid"/>
-                                <a:round/>
-                                <a:headEnd type="none" w="sm" len="sm"/>
-                                <a:tailEnd type="none" w="sm" len="sm"/>
-                              </a:ln>
-                            </wps:spPr>
-                            <wps:txbx>
-                              <w:txbxContent>
-                                <w:p>
-                                  <w:pPr>
-                                    <w:spacing w:line="275" w:lineRule="auto"/>
-                                    <w:textDirection w:val="btLr"/>
-                                  </w:pPr>
-                                </w:p>
-                              </w:txbxContent>
-                            </wps:txbx>
-                            <wps:bodyPr spcFirstLastPara="1" wrap="square" lIns="91425" tIns="91425" rIns="91425" bIns="91425" anchor="ctr" anchorCtr="0">
-                              <a:noAutofit/>
-                            </wps:bodyPr>
-                          </wps:wsp>
-                        </a:graphicData>
-                      </a:graphic>
-                    </wp:inline>
-                  </w:drawing>
-                </mc:Choice>
-                <mc:Fallback>
-                  <w:pict>
-                    <v:oval w14:anchorId="3F978936" id="Oval 2" o:spid="_x0000_s1032" style="width:10.2pt;height:10.2pt;visibility:visible;mso-wrap-style:square;mso-left-percent:-10001;mso-top-percent:-10001;mso-position-horizontal:absolute;mso-position-horizontal-relative:char;mso-position-vertical:absolute;mso-position-vertical-relative:line;mso-left-percent:-10001;mso-top-percent:-10001;v-text-anchor:middle" o:gfxdata="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" filled="f">
-                      <v:stroke startarrowwidth="narrow" startarrowlength="short" endarrowwidth="narrow" endarrowlength="short"/>
-                      <v:textbox inset="2.53958mm,2.53958mm,2.53958mm,2.53958mm">
-                        <w:txbxContent>
-                          <w:p>
-                            <w:pPr>
-                              <w:spacing w:line="275" w:lineRule="auto"/>
-                              <w:textDirection w:val="btLr"/>
-                            </w:pPr>
-                          </w:p>
-                        </w:txbxContent>
-                      </v:textbox>
-                      <w10:anchorlock/>
-                    </v:oval>
-                  </w:pict>
-                </mc:Fallback>
-              </mc:AlternateContent>
-            </w:r>
-            <w:r>
-              <w:rPr>
-                <w:rFonts w:ascii="Arial" w:eastAsia="Arial" w:hAnsi="Arial" w:cs="Arial"/>
-              </w:rPr>
-              <w:t xml:space="preserve"> EDP</w:t>
-            </w:r>
-          </w:p>
-        </w:tc>
-        <w:tc>
-          <w:tcPr>
-            <w:tcW w:w="2108" w:type="dxa"/>
-            <w:tcBorders>
-              <w:top w:val="nil"/>
-              <w:left w:val="nil"/>
-              <w:bottom w:val="nil"/>
-              <w:right w:val="nil"/>
-            </w:tcBorders>
-            <w:vAlign w:val="center"/>
-          </w:tcPr>
-          <w:p>
-            <w:pPr>
-              <w:spacing w:after="0" w:line="240" w:lineRule="auto"/>
-              <w:rPr>
-                <w:rFonts w:ascii="Arial" w:eastAsia="Arial" w:hAnsi="Arial" w:cs="Arial"/>
-              </w:rPr>
-            </w:pPr>
-            <w:r>
-              <w:rPr>
-                <w:rFonts w:ascii="Arial" w:eastAsia="Arial" w:hAnsi="Arial" w:cs="Arial"/>
-                <w:noProof/>
-              </w:rPr>
-              <mc:AlternateContent>
-                <mc:Choice Requires="wps">
-                  <w:drawing>
-                    <wp:inline distT="0" distB="0" distL="0" distR="0" wp14:anchorId="10BF6DC7" wp14:editId="1AE31C00">
-                      <wp:extent cx="129540" cy="129540"/>
-                      <wp:effectExtent l="0" t="0" r="0" b="0"/>
-                      <wp:docPr id="3" name="Oval 3"/>
-                      <wp:cNvGraphicFramePr/>
-                      <a:graphic xmlns:a="http://schemas.openxmlformats.org/drawingml/2006/main">
-                        <a:graphicData uri="http://schemas.microsoft.com/office/word/2010/wordprocessingShape">
-                          <wps:wsp>
-                            <wps:cNvSpPr/>
-                            <wps:spPr>
-                              <a:xfrm>
-                                <a:off x="5300280" y="3734280"/>
-                                <a:ext cx="91440" cy="91440"/>
-                              </a:xfrm>
-                              <a:prstGeom prst="ellipse">
-                                <a:avLst/>
-                              </a:prstGeom>
-                              <a:noFill/>
-                              <a:ln w="9525" cap="flat" cmpd="sng">
-                                <a:solidFill>
-                                  <a:srgbClr val="000000"/>
-                                </a:solidFill>
-                                <a:prstDash val="solid"/>
-                                <a:round/>
-                                <a:headEnd type="none" w="sm" len="sm"/>
-                                <a:tailEnd type="none" w="sm" len="sm"/>
-                              </a:ln>
-                            </wps:spPr>
-                            <wps:txbx>
-                              <w:txbxContent>
-                                <w:p>
-                                  <w:pPr>
-                                    <w:spacing w:line="275" w:lineRule="auto"/>
-                                    <w:textDirection w:val="btLr"/>
-                                  </w:pPr>
-                                </w:p>
-                              </w:txbxContent>
-                            </wps:txbx>
-                            <wps:bodyPr spcFirstLastPara="1" wrap="square" lIns="91425" tIns="91425" rIns="91425" bIns="91425" anchor="ctr" anchorCtr="0">
-                              <a:noAutofit/>
-                            </wps:bodyPr>
-                          </wps:wsp>
-                        </a:graphicData>
-                      </a:graphic>
-                    </wp:inline>
-                  </w:drawing>
-                </mc:Choice>
-                <mc:Fallback>
-                  <w:pict>
-                    <v:oval w14:anchorId="10BF6DC7" id="Oval 3" o:spid="_x0000_s1033" style="width:10.2pt;height:10.2pt;visibility:visible;mso-wrap-style:square;mso-left-percent:-10001;mso-top-percent:-10001;mso-position-horizontal:absolute;mso-position-horizontal-relative:char;mso-position-vertical:absolute;mso-position-vertical-relative:line;mso-left-percent:-10001;mso-top-percent:-10001;v-text-anchor:middle" o:gfxdata="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" filled="f">
-                      <v:stroke startarrowwidth="narrow" startarrowlength="short" endarrowwidth="narrow" endarrowlength="short"/>
-                      <v:textbox inset="2.53958mm,2.53958mm,2.53958mm,2.53958mm">
-                        <w:txbxContent>
-                          <w:p>
-                            <w:pPr>
-                              <w:spacing w:line="275" w:lineRule="auto"/>
-                              <w:textDirection w:val="btLr"/>
-                            </w:pPr>
-                          </w:p>
-                        </w:txbxContent>
-                      </v:textbox>
-                      <w10:anchorlock/>
-                    </v:oval>
-                  </w:pict>
-                </mc:Fallback>
-              </mc:AlternateContent>
-            </w:r>
-            <w:r>
-              <w:rPr>
-                <w:rFonts w:ascii="Arial" w:eastAsia="Arial" w:hAnsi="Arial" w:cs="Arial"/>
-              </w:rPr>
-              <w:t xml:space="preserve"> Field Study</w:t>
-            </w:r>
-          </w:p>
-        </w:tc>
-        <w:tc>
-          <w:tcPr>
-            <w:tcW w:w="3381" w:type="dxa"/>
-            <w:tcBorders>
-              <w:top w:val="nil"/>
-              <w:left w:val="nil"/>
-              <w:bottom w:val="nil"/>
-              <w:right w:val="nil"/>
-            </w:tcBorders>
-            <w:vAlign w:val="center"/>
-          </w:tcPr>
-          <w:p>
-            <w:pPr>
-              <w:spacing w:after="0" w:line="240" w:lineRule="auto"/>
-              <w:ind w:right="-201"/>
-              <w:rPr>
-                <w:rFonts w:ascii="Arial" w:eastAsia="Arial" w:hAnsi="Arial" w:cs="Arial"/>
-              </w:rPr>
-            </w:pPr>
-            <w:r>
-              <w:rPr>
-                <w:rFonts w:ascii="Arial" w:eastAsia="Arial" w:hAnsi="Arial" w:cs="Arial"/>
-                <w:noProof/>
-              </w:rPr>
-              <mc:AlternateContent>
-                <mc:Choice Requires="wps">
-                  <w:drawing>
-                    <wp:inline distT="0" distB="0" distL="0" distR="0" wp14:anchorId="15B5E207" wp14:editId="7DACD897">
-                      <wp:extent cx="129540" cy="129540"/>
-                      <wp:effectExtent l="0" t="0" r="0" b="0"/>
-                      <wp:docPr id="4" name="Oval 4"/>
-                      <wp:cNvGraphicFramePr/>
-                      <a:graphic xmlns:a="http://schemas.openxmlformats.org/drawingml/2006/main">
-                        <a:graphicData uri="http://schemas.microsoft.com/office/word/2010/wordprocessingShape">
-                          <wps:wsp>
-                            <wps:cNvSpPr/>
-                            <wps:spPr>
-                              <a:xfrm>
-                                <a:off x="5300280" y="3734280"/>
-                                <a:ext cx="91440" cy="91440"/>
-                              </a:xfrm>
-                              <a:prstGeom prst="ellipse">
-                                <a:avLst/>
-                              </a:prstGeom>
-                              <a:noFill/>
-                              <a:ln w="9525" cap="flat" cmpd="sng">
-                                <a:solidFill>
-                                  <a:srgbClr val="000000"/>
-                                </a:solidFill>
-                                <a:prstDash val="solid"/>
-                                <a:round/>
-                                <a:headEnd type="none" w="sm" len="sm"/>
-                                <a:tailEnd type="none" w="sm" len="sm"/>
-                              </a:ln>
-                            </wps:spPr>
-                            <wps:txbx>
-                              <w:txbxContent>
-                                <w:p>
-                                  <w:pPr>
-                                    <w:spacing w:line="275" w:lineRule="auto"/>
-                                    <w:textDirection w:val="btLr"/>
-                                  </w:pPr>
-                                </w:p>
-                              </w:txbxContent>
-                            </wps:txbx>
-                            <wps:bodyPr spcFirstLastPara="1" wrap="square" lIns="91425" tIns="91425" rIns="91425" bIns="91425" anchor="ctr" anchorCtr="0">
-                              <a:noAutofit/>
-                            </wps:bodyPr>
-                          </wps:wsp>
-                        </a:graphicData>
-                      </a:graphic>
-                    </wp:inline>
-                  </w:drawing>
-                </mc:Choice>
-                <mc:Fallback>
-                  <w:pict>
-                    <v:oval w14:anchorId="15B5E207" id="Oval 4" o:spid="_x0000_s1034" style="width:10.2pt;height:10.2pt;visibility:visible;mso-wrap-style:square;mso-left-percent:-10001;mso-top-percent:-10001;mso-position-horizontal:absolute;mso-position-horizontal-relative:char;mso-position-vertical:absolute;mso-position-vertical-relative:line;mso-left-percent:-10001;mso-top-percent:-10001;v-text-anchor:middle" o:gfxdata="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" filled="f">
-                      <v:stroke startarrowwidth="narrow" startarrowlength="short" endarrowwidth="narrow" endarrowlength="short"/>
-                      <v:textbox inset="2.53958mm,2.53958mm,2.53958mm,2.53958mm">
-                        <w:txbxContent>
-                          <w:p>
-                            <w:pPr>
-                              <w:spacing w:line="275" w:lineRule="auto"/>
-                              <w:textDirection w:val="btLr"/>
-                            </w:pPr>
-                          </w:p>
-                        </w:txbxContent>
-                      </v:textbox>
-                      <w10:anchorlock/>
-                    </v:oval>
-                  </w:pict>
-                </mc:Fallback>
-              </mc:AlternateContent>
-            </w:r>
-            <w:r>
-              <w:rPr>
-                <w:rFonts w:ascii="Arial" w:eastAsia="Arial" w:hAnsi="Arial" w:cs="Arial"/>
-              </w:rPr>
-              <w:t xml:space="preserve"> Capstone Project</w:t>
-            </w:r>
-          </w:p>
-        </w:tc>
-      </w:tr>
-    </w:tbl>
-    <w:p>
-      <w:pPr>
-        <w:spacing w:after="0" w:line="240" w:lineRule="auto"/>
-        <w:rPr>
-          <w:rFonts w:ascii="Arial" w:eastAsia="Arial" w:hAnsi="Arial" w:cs="Arial"/>
-          <w:b/>
-          <w:bCs/>
-        </w:rPr>
-      </w:pPr>
-    </w:p>
-    <w:tbl>
-      <w:tblPr>
-        <w:tblStyle w:val="a0"/>
-        <w:tblW w:w="8990" w:type="dxa"/>
-        <w:tblBorders>
-          <w:top w:val="single" w:sz="8" w:space="0" w:color="000000"/>
-          <w:left w:val="single" w:sz="8" w:space="0" w:color="000000"/>
-          <w:bottom w:val="single" w:sz="8" w:space="0" w:color="000000"/>
-          <w:right w:val="single" w:sz="8" w:space="0" w:color="000000"/>
-          <w:insideH w:val="single" w:sz="8" w:space="0" w:color="000000"/>
-          <w:insideV w:val="single" w:sz="8" w:space="0" w:color="000000"/>
-        </w:tblBorders>
-        <w:tblLayout w:type="fixed"/>
-        <w:tblLook w:val="0400" w:firstRow="0" w:lastRow="0" w:firstColumn="0" w:lastColumn="0" w:noHBand="0" w:noVBand="1"/>
-      </w:tblPr>
-      <w:tblGrid>
-        <w:gridCol w:w="3860"/>
-        <w:gridCol w:w="1620"/>
-        <w:gridCol w:w="1440"/>
-        <w:gridCol w:w="2070"/>
-      </w:tblGrid>
-      <w:tr>
-        <w:trPr>
-          <w:trHeight w:val="492"/>
-        </w:trPr>
-        <w:tc>
-          <w:tcPr>
-            <w:tcW w:w="3860" w:type="dxa"/>
-            <w:shd w:val="clear" w:color="auto" w:fill="92D050"/>
-            <w:vAlign w:val="center"/>
-          </w:tcPr>
-          <w:p>
-            <w:pPr>
-              <w:spacing w:after="0" w:line="240" w:lineRule="auto"/>
-              <w:jc w:val="center"/>
-              <w:rPr>
-                <w:rFonts w:ascii="Arial" w:eastAsia="Arial" w:hAnsi="Arial" w:cs="Arial"/>
-                <w:b/>
-                <w:bCs/>
-              </w:rPr>
-            </w:pPr>
-          </w:p>
-        </w:tc>
-        <w:tc>
-          <w:tcPr>
-            <w:tcW w:w="1620" w:type="dxa"/>
-            <w:shd w:val="clear" w:color="auto" w:fill="92D050"/>
-            <w:vAlign w:val="center"/>
-          </w:tcPr>
-          <w:p>
-            <w:pPr>
-              <w:spacing w:after="0" w:line="240" w:lineRule="auto"/>
-              <w:jc w:val="center"/>
-              <w:rPr>
-                <w:rFonts w:ascii="Arial" w:eastAsia="Arial" w:hAnsi="Arial" w:cs="Arial"/>
-                <w:b/>
-                <w:bCs/>
-              </w:rPr>
-            </w:pPr>
-            <w:r>
-              <w:rPr>
-                <w:rFonts w:ascii="Arial" w:eastAsia="Arial" w:hAnsi="Arial" w:cs="Arial"/>
-                <w:b/>
-                <w:bCs/>
-              </w:rPr>
-              <w:t>DATE RECEIVED</w:t>
-            </w:r>
-          </w:p>
-        </w:tc>
-        <w:tc>
-          <w:tcPr>
-            <w:tcW w:w="1440" w:type="dxa"/>
-            <w:shd w:val="clear" w:color="auto" w:fill="92D050"/>
-            <w:vAlign w:val="center"/>
-          </w:tcPr>
-          <w:p>
-            <w:pPr>
-              <w:spacing w:after="0" w:line="240" w:lineRule="auto"/>
-              <w:jc w:val="center"/>
-              <w:rPr>
-                <w:rFonts w:ascii="Arial" w:eastAsia="Arial" w:hAnsi="Arial" w:cs="Arial"/>
-                <w:b/>
-                <w:bCs/>
-              </w:rPr>
-            </w:pPr>
-            <w:r>
-              <w:rPr>
-                <w:rFonts w:ascii="Arial" w:eastAsia="Arial" w:hAnsi="Arial" w:cs="Arial"/>
-                <w:b/>
-                <w:bCs/>
-              </w:rPr>
-              <w:t>DATE RELEASED</w:t>
-            </w:r>
-          </w:p>
-        </w:tc>
-        <w:tc>
-          <w:tcPr>
-            <w:tcW w:w="2070" w:type="dxa"/>
-            <w:shd w:val="clear" w:color="auto" w:fill="92D050"/>
-            <w:vAlign w:val="center"/>
-          </w:tcPr>
-          <w:p>
-            <w:pPr>
-              <w:spacing w:after="0" w:line="240" w:lineRule="auto"/>
-              <w:jc w:val="center"/>
-              <w:rPr>
-                <w:rFonts w:ascii="Arial" w:eastAsia="Arial" w:hAnsi="Arial" w:cs="Arial"/>
-                <w:b/>
-                <w:bCs/>
-              </w:rPr>
-            </w:pPr>
-            <w:r>
-              <w:rPr>
-                <w:rFonts w:ascii="Arial" w:eastAsia="Arial" w:hAnsi="Arial" w:cs="Arial"/>
-                <w:b/>
-                <w:bCs/>
-              </w:rPr>
-              <w:t>REMARKS</w:t>
-            </w:r>
-          </w:p>
-        </w:tc>
-      </w:tr>
-      <w:tr>
-        <w:trPr>
-          <w:trHeight w:val="325"/>
-        </w:trPr>
-        <w:tc>
-          <w:tcPr>
-            <w:tcW w:w="3860" w:type="dxa"/>
-            <w:vMerge w:val="restart"/>
-            <w:vAlign w:val="center"/>
-          </w:tcPr>
-          <w:p>
-            <w:pPr>
-              <w:spacing w:after="0" w:line="240" w:lineRule="auto"/>
-              <w:jc w:val="center"/>
-              <w:rPr>
-                <w:rFonts w:ascii="Arial" w:eastAsia="Arial" w:hAnsi="Arial" w:cs="Arial"/>
-                <w:b/>
-                <w:bCs/>
-              </w:rPr>
-            </w:pPr>
-            <w:r>
-              <w:rPr>
-                <w:rFonts w:ascii="Arial" w:eastAsia="Arial" w:hAnsi="Arial" w:cs="Arial"/>
-                <w:b/>
-                <w:bCs/>
-              </w:rPr>
-              <w:t>EDAN A. BELGICA</w:t>
-            </w:r>
-          </w:p>
-          <w:p>
-            <w:pPr>
-              <w:spacing w:after="0" w:line="240" w:lineRule="auto"/>
-              <w:jc w:val="center"/>
-              <w:rPr>
-                <w:rFonts w:ascii="Arial" w:eastAsia="Arial" w:hAnsi="Arial" w:cs="Arial"/>
-                <w:b/>
-                <w:bCs/>
-              </w:rPr>
-            </w:pPr>
-            <w:r>
-              <w:rPr>
-                <w:rFonts w:ascii="Arial" w:eastAsia="Arial" w:hAnsi="Arial" w:cs="Arial"/>
-              </w:rPr>
-              <w:t>Thesis Adviser</w:t>
-            </w:r>
-          </w:p>
-        </w:tc>
-        <w:tc>
-          <w:tcPr>
-            <w:tcW w:w="1620" w:type="dxa"/>
-          </w:tcPr>
-          <w:p>
-            <w:pPr>
-              <w:spacing w:after="0" w:line="240" w:lineRule="auto"/>
-              <w:jc w:val="center"/>
-              <w:rPr>
-                <w:rFonts w:ascii="Arial" w:eastAsia="Arial" w:hAnsi="Arial" w:cs="Arial"/>
-                <w:b/>
-                <w:bCs/>
-              </w:rPr>
-            </w:pPr>
-            <w:r>
-              <w:rPr>
-                <w:rFonts w:ascii="Arial" w:eastAsia="Arial" w:hAnsi="Arial" w:cs="Arial"/>
-                <w:b/>
-                <w:bCs/>
-              </w:rPr>
-              <w:t>09-24-2026</w:t>
-            </w:r>
-          </w:p>
-        </w:tc>
-        <w:tc>
-          <w:tcPr>
-            <w:tcW w:w="1440" w:type="dxa"/>
-          </w:tcPr>
-          <w:p>
-            <w:pPr>
-              <w:spacing w:after="0" w:line="240" w:lineRule="auto"/>
-              <w:jc w:val="center"/>
-              <w:rPr>
-                <w:rFonts w:ascii="Arial" w:eastAsia="Arial" w:hAnsi="Arial" w:cs="Arial"/>
-                <w:b/>
-                <w:bCs/>
-              </w:rPr>
-            </w:pPr>
-            <w:r>
-              <w:rPr>
-                <w:rFonts w:ascii="Arial" w:eastAsia="Arial" w:hAnsi="Arial" w:cs="Arial"/>
-                <w:b/>
-                <w:bCs/>
-              </w:rPr>
-              <w:t>09-24-2026</w:t>
-            </w:r>
-          </w:p>
-        </w:tc>
-        <w:tc>
-          <w:tcPr>
-            <w:tcW w:w="2070" w:type="dxa"/>
-          </w:tcPr>
-          <w:p>
-            <w:pPr>
-              <w:spacing w:after="0" w:line="240" w:lineRule="auto"/>
-              <w:jc w:val="center"/>
-              <w:rPr>
-                <w:rFonts w:ascii="Arial" w:eastAsia="Arial" w:hAnsi="Arial" w:cs="Arial"/>
-                <w:b/>
-                <w:bCs/>
-              </w:rPr>
-            </w:pPr>
-          </w:p>
-        </w:tc>
-      </w:tr>
-      <w:tr>
-        <w:trPr>
-          <w:trHeight w:val="325"/>
-        </w:trPr>
-        <w:tc>
-          <w:tcPr>
-            <w:tcW w:w="3860" w:type="dxa"/>
-            <w:vMerge/>
-            <w:vAlign w:val="center"/>
-          </w:tcPr>
-          <w:p>
-            <w:pPr>
-              <w:widowControl w:val="0"/>
-              <w:pBdr>
-                <w:top w:val="nil"/>
-                <w:left w:val="nil"/>
-                <w:bottom w:val="nil"/>
-                <w:right w:val="nil"/>
-                <w:between w:val="nil"/>
-              </w:pBdr>
-              <w:spacing w:after="0"/>
-              <w:rPr>
-                <w:rFonts w:ascii="Arial" w:eastAsia="Arial" w:hAnsi="Arial" w:cs="Arial"/>
-                <w:b/>
-                <w:bCs/>
-              </w:rPr>
-            </w:pPr>
-          </w:p>
-        </w:tc>
-        <w:tc>
-          <w:tcPr>
-            <w:tcW w:w="1620" w:type="dxa"/>
-          </w:tcPr>
-          <w:p>
-            <w:pPr>
-              <w:spacing w:after="0" w:line="240" w:lineRule="auto"/>
-              <w:jc w:val="center"/>
-              <w:rPr>
-                <w:rFonts w:ascii="Arial" w:eastAsia="Arial" w:hAnsi="Arial" w:cs="Arial"/>
-                <w:b/>
-                <w:bCs/>
-              </w:rPr>
-            </w:pPr>
-            <w:r>
-              <w:rPr>
-                <w:rFonts w:ascii="Arial" w:eastAsia="Arial" w:hAnsi="Arial" w:cs="Arial"/>
-                <w:b/>
-                <w:bCs/>
-              </w:rPr>
-              <w:t>10-09-2026</w:t>
-            </w:r>
-          </w:p>
-        </w:tc>
-        <w:tc>
-          <w:tcPr>
-            <w:tcW w:w="1440" w:type="dxa"/>
-          </w:tcPr>
-          <w:p>
-            <w:pPr>
-              <w:spacing w:after="0" w:line="240" w:lineRule="auto"/>
-              <w:jc w:val="center"/>
-              <w:rPr>
-                <w:rFonts w:ascii="Arial" w:eastAsia="Arial" w:hAnsi="Arial" w:cs="Arial"/>
-                <w:b/>
-                <w:bCs/>
-              </w:rPr>
-            </w:pPr>
-            <w:r>
-              <w:rPr>
-                <w:rFonts w:ascii="Arial" w:eastAsia="Arial" w:hAnsi="Arial" w:cs="Arial"/>
-                <w:b/>
-                <w:bCs/>
-              </w:rPr>
-              <w:t>10-09-2026</w:t>
-            </w:r>
-          </w:p>
-        </w:tc>
-        <w:tc>
-          <w:tcPr>
-            <w:tcW w:w="2070" w:type="dxa"/>
-          </w:tcPr>
-          <w:p>
-            <w:pPr>
-              <w:spacing w:after="0" w:line="240" w:lineRule="auto"/>
-              <w:jc w:val="center"/>
-              <w:rPr>
-                <w:rFonts w:ascii="Arial" w:eastAsia="Arial" w:hAnsi="Arial" w:cs="Arial"/>
-                <w:b/>
-                <w:bCs/>
-              </w:rPr>
-            </w:pPr>
-          </w:p>
-        </w:tc>
-      </w:tr>
-      <w:tr>
-        <w:trPr>
-          <w:trHeight w:val="325"/>
-        </w:trPr>
-        <w:tc>
-          <w:tcPr>
-            <w:tcW w:w="3860" w:type="dxa"/>
-            <w:vMerge/>
-            <w:vAlign w:val="center"/>
-          </w:tcPr>
-          <w:p>
-            <w:pPr>
-              <w:widowControl w:val="0"/>
-              <w:pBdr>
-                <w:top w:val="nil"/>
-                <w:left w:val="nil"/>
-                <w:bottom w:val="nil"/>
-                <w:right w:val="nil"/>
-                <w:between w:val="nil"/>
-              </w:pBdr>
-              <w:spacing w:after="0"/>
-              <w:rPr>
-                <w:rFonts w:ascii="Arial" w:eastAsia="Arial" w:hAnsi="Arial" w:cs="Arial"/>
-                <w:b/>
-                <w:bCs/>
-              </w:rPr>
-            </w:pPr>
-          </w:p>
-        </w:tc>
-        <w:tc>
-          <w:tcPr>
-            <w:tcW w:w="1620" w:type="dxa"/>
-          </w:tcPr>
-          <w:p>
-            <w:pPr>
-              <w:spacing w:after="0" w:line="240" w:lineRule="auto"/>
-              <w:jc w:val="center"/>
-              <w:rPr>
-                <w:rFonts w:ascii="Arial" w:eastAsia="Arial" w:hAnsi="Arial" w:cs="Arial"/>
-                <w:b/>
-                <w:bCs/>
-              </w:rPr>
-            </w:pPr>
-          </w:p>
-        </w:tc>
-        <w:tc>
-          <w:tcPr>
-            <w:tcW w:w="1440" w:type="dxa"/>
-          </w:tcPr>
-          <w:p>
-            <w:pPr>
-              <w:spacing w:after="0" w:line="240" w:lineRule="auto"/>
-              <w:jc w:val="center"/>
-              <w:rPr>
-                <w:rFonts w:ascii="Arial" w:eastAsia="Arial" w:hAnsi="Arial" w:cs="Arial"/>
-                <w:b/>
-                <w:bCs/>
-              </w:rPr>
-            </w:pPr>
-            <w:bookmarkStart w:id="0" w:name="_GoBack"/>
-            <w:bookmarkEnd w:id="0"/>
-          </w:p>
-        </w:tc>
-        <w:tc>
-          <w:tcPr>
-            <w:tcW w:w="2070" w:type="dxa"/>
-          </w:tcPr>
-          <w:p>
-            <w:pPr>
-              <w:spacing w:after="0" w:line="240" w:lineRule="auto"/>
-              <w:jc w:val="center"/>
-              <w:rPr>
-                <w:rFonts w:ascii="Arial" w:eastAsia="Arial" w:hAnsi="Arial" w:cs="Arial"/>
-                <w:b/>
-                <w:bCs/>
-              </w:rPr>
-            </w:pPr>
-          </w:p>
-        </w:tc>
-      </w:tr>
-      <w:tr>
-        <w:trPr>
-          <w:trHeight w:val="325"/>
-        </w:trPr>
-        <w:tc>
-          <w:tcPr>
-            <w:tcW w:w="3860" w:type="dxa"/>
-            <w:vMerge/>
-            <w:vAlign w:val="center"/>
-          </w:tcPr>
-          <w:p>
-            <w:pPr>
-              <w:widowControl w:val="0"/>
-              <w:pBdr>
-                <w:top w:val="nil"/>
-                <w:left w:val="nil"/>
-                <w:bottom w:val="nil"/>
-                <w:right w:val="nil"/>
-                <w:between w:val="nil"/>
-              </w:pBdr>
-              <w:spacing w:after="0"/>
-              <w:rPr>
-                <w:rFonts w:ascii="Arial" w:eastAsia="Arial" w:hAnsi="Arial" w:cs="Arial"/>
-                <w:b/>
-                <w:bCs/>
-              </w:rPr>
-            </w:pPr>
-          </w:p>
-        </w:tc>
-        <w:tc>
-          <w:tcPr>
-            <w:tcW w:w="1620" w:type="dxa"/>
-          </w:tcPr>
-          <w:p>
-            <w:pPr>
-              <w:spacing w:after="0" w:line="240" w:lineRule="auto"/>
-              <w:jc w:val="center"/>
-              <w:rPr>
-                <w:rFonts w:ascii="Arial" w:eastAsia="Arial" w:hAnsi="Arial" w:cs="Arial"/>
-                <w:b/>
-                <w:bCs/>
-              </w:rPr>
-            </w:pPr>
-          </w:p>
-        </w:tc>
-        <w:tc>
-          <w:tcPr>
-            <w:tcW w:w="1440" w:type="dxa"/>
-          </w:tcPr>
-          <w:p>
-            <w:pPr>
-              <w:spacing w:after="0" w:line="240" w:lineRule="auto"/>
-              <w:jc w:val="center"/>
-              <w:rPr>
-                <w:rFonts w:ascii="Arial" w:eastAsia="Arial" w:hAnsi="Arial" w:cs="Arial"/>
-                <w:b/>
-                <w:bCs/>
-              </w:rPr>
-            </w:pPr>
-          </w:p>
-        </w:tc>
-        <w:tc>
-          <w:tcPr>
-            <w:tcW w:w="2070" w:type="dxa"/>
-          </w:tcPr>
-          <w:p>
-            <w:pPr>
-              <w:spacing w:after="0" w:line="240" w:lineRule="auto"/>
-              <w:jc w:val="center"/>
-              <w:rPr>
-                <w:rFonts w:ascii="Arial" w:eastAsia="Arial" w:hAnsi="Arial" w:cs="Arial"/>
-                <w:b/>
-                <w:bCs/>
-              </w:rPr>
-            </w:pPr>
-          </w:p>
-        </w:tc>
-      </w:tr>
-      <w:tr>
-        <w:trPr>
-          <w:trHeight w:val="325"/>
-        </w:trPr>
-        <w:tc>
-          <w:tcPr>
-            <w:tcW w:w="3860" w:type="dxa"/>
-            <w:vMerge/>
-            <w:vAlign w:val="center"/>
-          </w:tcPr>
-          <w:p>
-            <w:pPr>
-              <w:widowControl w:val="0"/>
-              <w:pBdr>
-                <w:top w:val="nil"/>
-                <w:left w:val="nil"/>
-                <w:bottom w:val="nil"/>
-                <w:right w:val="nil"/>
-                <w:between w:val="nil"/>
-              </w:pBdr>
-              <w:spacing w:after="0"/>
-              <w:rPr>
-                <w:rFonts w:ascii="Arial" w:eastAsia="Arial" w:hAnsi="Arial" w:cs="Arial"/>
-                <w:b/>
-                <w:bCs/>
-              </w:rPr>
-            </w:pPr>
-          </w:p>
-        </w:tc>
-        <w:tc>
-          <w:tcPr>
-            <w:tcW w:w="1620" w:type="dxa"/>
-          </w:tcPr>
-          <w:p>
-            <w:pPr>
-              <w:spacing w:after="0" w:line="240" w:lineRule="auto"/>
-              <w:jc w:val="center"/>
-              <w:rPr>
-                <w:rFonts w:ascii="Arial" w:eastAsia="Arial" w:hAnsi="Arial" w:cs="Arial"/>
-                <w:b/>
-                <w:bCs/>
-              </w:rPr>
-            </w:pPr>
-          </w:p>
-        </w:tc>
-        <w:tc>
-          <w:tcPr>
-            <w:tcW w:w="1440" w:type="dxa"/>
-          </w:tcPr>
-          <w:p>
-            <w:pPr>
-              <w:spacing w:after="0" w:line="240" w:lineRule="auto"/>
-              <w:jc w:val="center"/>
-              <w:rPr>
-                <w:rFonts w:ascii="Arial" w:eastAsia="Arial" w:hAnsi="Arial" w:cs="Arial"/>
-                <w:b/>
-                <w:bCs/>
-              </w:rPr>
-            </w:pPr>
-          </w:p>
-        </w:tc>
-        <w:tc>
-          <w:tcPr>
-            <w:tcW w:w="2070" w:type="dxa"/>
-          </w:tcPr>
-          <w:p>
-            <w:pPr>
-              <w:spacing w:after="0" w:line="240" w:lineRule="auto"/>
-              <w:jc w:val="center"/>
-              <w:rPr>
-                <w:rFonts w:ascii="Arial" w:eastAsia="Arial" w:hAnsi="Arial" w:cs="Arial"/>
-                <w:b/>
-                <w:bCs/>
-              </w:rPr>
-            </w:pPr>
-          </w:p>
-        </w:tc>
-      </w:tr>
-      <w:tr>
-        <w:trPr>
-          <w:trHeight w:val="325"/>
-        </w:trPr>
-        <w:tc>
-          <w:tcPr>
-            <w:tcW w:w="3860" w:type="dxa"/>
-            <w:vMerge/>
-            <w:vAlign w:val="center"/>
-          </w:tcPr>
-          <w:p>
-            <w:pPr>
-              <w:widowControl w:val="0"/>
-              <w:pBdr>
-                <w:top w:val="nil"/>
-                <w:left w:val="nil"/>
-                <w:bottom w:val="nil"/>
-                <w:right w:val="nil"/>
-                <w:between w:val="nil"/>
-              </w:pBdr>
-              <w:spacing w:after="0"/>
-              <w:rPr>
-                <w:rFonts w:ascii="Arial" w:eastAsia="Arial" w:hAnsi="Arial" w:cs="Arial"/>
-                <w:b/>
-                <w:bCs/>
-              </w:rPr>
-            </w:pPr>
-          </w:p>
-        </w:tc>
-        <w:tc>
-          <w:tcPr>
-            <w:tcW w:w="1620" w:type="dxa"/>
-          </w:tcPr>
-          <w:p>
-            <w:pPr>
-              <w:spacing w:after="0" w:line="240" w:lineRule="auto"/>
-              <w:jc w:val="center"/>
-              <w:rPr>
-                <w:rFonts w:ascii="Arial" w:eastAsia="Arial" w:hAnsi="Arial" w:cs="Arial"/>
-                <w:b/>
-                <w:bCs/>
-              </w:rPr>
-            </w:pPr>
-          </w:p>
-        </w:tc>
-        <w:tc>
-          <w:tcPr>
-            <w:tcW w:w="1440" w:type="dxa"/>
-          </w:tcPr>
-          <w:p>
-            <w:pPr>
-              <w:spacing w:after="0" w:line="240" w:lineRule="auto"/>
-              <w:jc w:val="center"/>
-              <w:rPr>
-                <w:rFonts w:ascii="Arial" w:eastAsia="Arial" w:hAnsi="Arial" w:cs="Arial"/>
-                <w:b/>
-                <w:bCs/>
-              </w:rPr>
-            </w:pPr>
-          </w:p>
-        </w:tc>
-        <w:tc>
-          <w:tcPr>
-            <w:tcW w:w="2070" w:type="dxa"/>
-          </w:tcPr>
-          <w:p>
-            <w:pPr>
-              <w:spacing w:after="0" w:line="240" w:lineRule="auto"/>
-              <w:jc w:val="center"/>
-              <w:rPr>
-                <w:rFonts w:ascii="Arial" w:eastAsia="Arial" w:hAnsi="Arial" w:cs="Arial"/>
-                <w:b/>
-                <w:bCs/>
-              </w:rPr>
-            </w:pPr>
-          </w:p>
-        </w:tc>
-      </w:tr>
-      <w:tr>
-        <w:trPr>
-          <w:trHeight w:val="325"/>
-        </w:trPr>
-        <w:tc>
-          <w:tcPr>
-            <w:tcW w:w="3860" w:type="dxa"/>
-            <w:vMerge/>
-            <w:vAlign w:val="center"/>
-          </w:tcPr>
-          <w:p>
-            <w:pPr>
-              <w:widowControl w:val="0"/>
-              <w:pBdr>
-                <w:top w:val="nil"/>
-                <w:left w:val="nil"/>
-                <w:bottom w:val="nil"/>
-                <w:right w:val="nil"/>
-                <w:between w:val="nil"/>
-              </w:pBdr>
-              <w:spacing w:after="0"/>
-              <w:rPr>
-                <w:rFonts w:ascii="Arial" w:eastAsia="Arial" w:hAnsi="Arial" w:cs="Arial"/>
-                <w:b/>
-                <w:bCs/>
-              </w:rPr>
-            </w:pPr>
-          </w:p>
-        </w:tc>
-        <w:tc>
-          <w:tcPr>
-            <w:tcW w:w="1620" w:type="dxa"/>
-          </w:tcPr>
-          <w:p>
-            <w:pPr>
-              <w:spacing w:after="0" w:line="240" w:lineRule="auto"/>
-              <w:jc w:val="center"/>
-              <w:rPr>
-                <w:rFonts w:ascii="Arial" w:eastAsia="Arial" w:hAnsi="Arial" w:cs="Arial"/>
-                <w:b/>
-                <w:bCs/>
-              </w:rPr>
-            </w:pPr>
-          </w:p>
-        </w:tc>
-        <w:tc>
-          <w:tcPr>
-            <w:tcW w:w="1440" w:type="dxa"/>
-          </w:tcPr>
-          <w:p>
-            <w:pPr>
-              <w:spacing w:after="0" w:line="240" w:lineRule="auto"/>
-              <w:jc w:val="center"/>
-              <w:rPr>
-                <w:rFonts w:ascii="Arial" w:eastAsia="Arial" w:hAnsi="Arial" w:cs="Arial"/>
-                <w:b/>
-                <w:bCs/>
-              </w:rPr>
-            </w:pPr>
-          </w:p>
-        </w:tc>
-        <w:tc>
-          <w:tcPr>
-            <w:tcW w:w="2070" w:type="dxa"/>
-          </w:tcPr>
-          <w:p>
-            <w:pPr>
-              <w:spacing w:after="0" w:line="240" w:lineRule="auto"/>
-              <w:jc w:val="center"/>
-              <w:rPr>
-                <w:rFonts w:ascii="Arial" w:eastAsia="Arial" w:hAnsi="Arial" w:cs="Arial"/>
-                <w:b/>
-                <w:bCs/>
-              </w:rPr>
-            </w:pPr>
-          </w:p>
-        </w:tc>
-      </w:tr>
-      <w:tr>
-        <w:trPr>
-          <w:trHeight w:val="325"/>
-        </w:trPr>
-        <w:tc>
-          <w:tcPr>
-            <w:tcW w:w="3860" w:type="dxa"/>
-            <w:vMerge/>
-            <w:vAlign w:val="center"/>
-          </w:tcPr>
-          <w:p>
-            <w:pPr>
-              <w:widowControl w:val="0"/>
-              <w:pBdr>
-                <w:top w:val="nil"/>
-                <w:left w:val="nil"/>
-                <w:bottom w:val="nil"/>
-                <w:right w:val="nil"/>
-                <w:between w:val="nil"/>
-              </w:pBdr>
-              <w:spacing w:after="0"/>
-              <w:rPr>
-                <w:rFonts w:ascii="Arial" w:eastAsia="Arial" w:hAnsi="Arial" w:cs="Arial"/>
-                <w:b/>
-                <w:bCs/>
-              </w:rPr>
-            </w:pPr>
-          </w:p>
-        </w:tc>
-        <w:tc>
-          <w:tcPr>
-            <w:tcW w:w="1620" w:type="dxa"/>
-          </w:tcPr>
-          <w:p>
-            <w:pPr>
-              <w:spacing w:after="0" w:line="240" w:lineRule="auto"/>
-              <w:jc w:val="center"/>
-              <w:rPr>
-                <w:rFonts w:ascii="Arial" w:eastAsia="Arial" w:hAnsi="Arial" w:cs="Arial"/>
-                <w:b/>
-                <w:bCs/>
-              </w:rPr>
-            </w:pPr>
-          </w:p>
-        </w:tc>
-        <w:tc>
-          <w:tcPr>
-            <w:tcW w:w="1440" w:type="dxa"/>
-          </w:tcPr>
-          <w:p>
-            <w:pPr>
-              <w:spacing w:after="0" w:line="240" w:lineRule="auto"/>
-              <w:jc w:val="center"/>
-              <w:rPr>
-                <w:rFonts w:ascii="Arial" w:eastAsia="Arial" w:hAnsi="Arial" w:cs="Arial"/>
-                <w:b/>
-                <w:bCs/>
-              </w:rPr>
-            </w:pPr>
-          </w:p>
-        </w:tc>
-        <w:tc>
-          <w:tcPr>
-            <w:tcW w:w="2070" w:type="dxa"/>
-          </w:tcPr>
-          <w:p>
-            <w:pPr>
-              <w:spacing w:after="0" w:line="240" w:lineRule="auto"/>
-              <w:jc w:val="center"/>
-              <w:rPr>
-                <w:rFonts w:ascii="Arial" w:eastAsia="Arial" w:hAnsi="Arial" w:cs="Arial"/>
-                <w:b/>
-                <w:bCs/>
-              </w:rPr>
-            </w:pPr>
-          </w:p>
-        </w:tc>
-      </w:tr>
-      <w:tr>
-        <w:trPr>
-          <w:trHeight w:val="325"/>
-        </w:trPr>
-        <w:tc>
-          <w:tcPr>
-            <w:tcW w:w="3860" w:type="dxa"/>
-            <w:vMerge/>
-            <w:vAlign w:val="center"/>
-          </w:tcPr>
-          <w:p>
-            <w:pPr>
-              <w:widowControl w:val="0"/>
-              <w:pBdr>
-                <w:top w:val="nil"/>
-                <w:left w:val="nil"/>
-                <w:bottom w:val="nil"/>
-                <w:right w:val="nil"/>
-                <w:between w:val="nil"/>
-              </w:pBdr>
-              <w:spacing w:after="0"/>
-              <w:rPr>
-                <w:rFonts w:ascii="Arial" w:eastAsia="Arial" w:hAnsi="Arial" w:cs="Arial"/>
-                <w:b/>
-                <w:bCs/>
-              </w:rPr>
-            </w:pPr>
-          </w:p>
-        </w:tc>
-        <w:tc>
-          <w:tcPr>
-            <w:tcW w:w="1620" w:type="dxa"/>
-          </w:tcPr>
-          <w:p>
-            <w:pPr>
-              <w:spacing w:after="0" w:line="240" w:lineRule="auto"/>
-              <w:jc w:val="center"/>
-              <w:rPr>
-                <w:rFonts w:ascii="Arial" w:eastAsia="Arial" w:hAnsi="Arial" w:cs="Arial"/>
-                <w:b/>
-                <w:bCs/>
-              </w:rPr>
-            </w:pPr>
-          </w:p>
-        </w:tc>
-        <w:tc>
-          <w:tcPr>
-            <w:tcW w:w="1440" w:type="dxa"/>
-          </w:tcPr>
-          <w:p>
-            <w:pPr>
-              <w:spacing w:after="0" w:line="240" w:lineRule="auto"/>
-              <w:jc w:val="center"/>
-              <w:rPr>
-                <w:rFonts w:ascii="Arial" w:eastAsia="Arial" w:hAnsi="Arial" w:cs="Arial"/>
-                <w:b/>
-                <w:bCs/>
-              </w:rPr>
-            </w:pPr>
-          </w:p>
-        </w:tc>
-        <w:tc>
-          <w:tcPr>
-            <w:tcW w:w="2070" w:type="dxa"/>
-          </w:tcPr>
-          <w:p>
-            <w:pPr>
-              <w:spacing w:after="0" w:line="240" w:lineRule="auto"/>
-              <w:jc w:val="center"/>
-              <w:rPr>
-                <w:rFonts w:ascii="Arial" w:eastAsia="Arial" w:hAnsi="Arial" w:cs="Arial"/>
-                <w:b/>
-                <w:bCs/>
-              </w:rPr>
-            </w:pPr>
-          </w:p>
-        </w:tc>
-      </w:tr>
-      <w:tr>
-        <w:trPr>
-          <w:trHeight w:val="325"/>
-        </w:trPr>
-        <w:tc>
-          <w:tcPr>
-            <w:tcW w:w="3860" w:type="dxa"/>
-            <w:vMerge/>
-            <w:vAlign w:val="center"/>
-          </w:tcPr>
-          <w:p>
-            <w:pPr>
-              <w:widowControl w:val="0"/>
-              <w:pBdr>
-                <w:top w:val="nil"/>
-                <w:left w:val="nil"/>
-                <w:bottom w:val="nil"/>
-                <w:right w:val="nil"/>
-                <w:between w:val="nil"/>
-              </w:pBdr>
-              <w:spacing w:after="0"/>
-              <w:rPr>
-                <w:rFonts w:ascii="Arial" w:eastAsia="Arial" w:hAnsi="Arial" w:cs="Arial"/>
-                <w:b/>
-                <w:bCs/>
-              </w:rPr>
-            </w:pPr>
-          </w:p>
-        </w:tc>
-        <w:tc>
-          <w:tcPr>
-            <w:tcW w:w="1620" w:type="dxa"/>
-          </w:tcPr>
-          <w:p>
-            <w:pPr>
-              <w:spacing w:after="0" w:line="240" w:lineRule="auto"/>
-              <w:jc w:val="center"/>
-              <w:rPr>
-                <w:rFonts w:ascii="Arial" w:eastAsia="Arial" w:hAnsi="Arial" w:cs="Arial"/>
-                <w:b/>
-                <w:bCs/>
-              </w:rPr>
-            </w:pPr>
-          </w:p>
-        </w:tc>
-        <w:tc>
-          <w:tcPr>
-            <w:tcW w:w="1440" w:type="dxa"/>
-          </w:tcPr>
-          <w:p>
-            <w:pPr>
-              <w:spacing w:after="0" w:line="240" w:lineRule="auto"/>
-              <w:jc w:val="center"/>
-              <w:rPr>
-                <w:rFonts w:ascii="Arial" w:eastAsia="Arial" w:hAnsi="Arial" w:cs="Arial"/>
-                <w:b/>
-                <w:bCs/>
-              </w:rPr>
-            </w:pPr>
-          </w:p>
-        </w:tc>
-        <w:tc>
-          <w:tcPr>
-            <w:tcW w:w="2070" w:type="dxa"/>
-          </w:tcPr>
-          <w:p>
-            <w:pPr>
-              <w:spacing w:after="0" w:line="240" w:lineRule="auto"/>
-              <w:jc w:val="center"/>
-              <w:rPr>
-                <w:rFonts w:ascii="Arial" w:eastAsia="Arial" w:hAnsi="Arial" w:cs="Arial"/>
-                <w:b/>
-                <w:bCs/>
-              </w:rPr>
-            </w:pPr>
-          </w:p>
-        </w:tc>
-      </w:tr>
-      <w:tr>
-        <w:trPr>
-          <w:trHeight w:val="325"/>
-        </w:trPr>
-        <w:tc>
-          <w:tcPr>
-            <w:tcW w:w="3860" w:type="dxa"/>
-            <w:vMerge w:val="restart"/>
-            <w:vAlign w:val="center"/>
-          </w:tcPr>
-          <w:p>
-            <w:pPr>
-              <w:spacing w:after="0" w:line="240" w:lineRule="auto"/>
-              <w:jc w:val="center"/>
-              <w:rPr>
-                <w:rFonts w:ascii="Arial" w:eastAsia="Arial" w:hAnsi="Arial" w:cs="Arial"/>
-                <w:b/>
-                <w:bCs/>
-              </w:rPr>
-            </w:pPr>
-            <w:r>
-              <w:rPr>
-                <w:rFonts w:ascii="Arial" w:eastAsia="Arial" w:hAnsi="Arial" w:cs="Arial"/>
-                <w:b/>
-                <w:bCs/>
-              </w:rPr>
-              <w:t>CLARISSA V. ROSTROLLO</w:t>
-            </w:r>
-          </w:p>
-          <w:p>
-            <w:pPr>
-              <w:spacing w:after="0" w:line="240" w:lineRule="auto"/>
-              <w:jc w:val="center"/>
-              <w:rPr>
-                <w:rFonts w:ascii="Arial" w:eastAsia="Arial" w:hAnsi="Arial" w:cs="Arial"/>
-                <w:b/>
-                <w:bCs/>
-              </w:rPr>
-            </w:pPr>
-            <w:r>
-              <w:rPr>
-                <w:rFonts w:ascii="Arial" w:eastAsia="Arial" w:hAnsi="Arial" w:cs="Arial"/>
-              </w:rPr>
-              <w:t>Technical Critic</w:t>
-            </w:r>
-          </w:p>
-        </w:tc>
-        <w:tc>
-          <w:tcPr>
-            <w:tcW w:w="1620" w:type="dxa"/>
-          </w:tcPr>
-          <w:p>
-            <w:pPr>
-              <w:spacing w:after="0" w:line="240" w:lineRule="auto"/>
-              <w:jc w:val="center"/>
-              <w:rPr>
-                <w:rFonts w:ascii="Arial" w:eastAsia="Arial" w:hAnsi="Arial" w:cs="Arial"/>
-                <w:b/>
-                <w:bCs/>
-              </w:rPr>
-            </w:pPr>
-            <w:r>
-              <w:rPr>
-                <w:rFonts w:ascii="Arial" w:eastAsia="Arial" w:hAnsi="Arial" w:cs="Arial"/>
-                <w:b/>
-                <w:bCs/>
-              </w:rPr>
-              <w:t>09-23-2026</w:t>
-            </w:r>
-          </w:p>
-        </w:tc>
-        <w:tc>
-          <w:tcPr>
-            <w:tcW w:w="1440" w:type="dxa"/>
-          </w:tcPr>
-          <w:p>
-            <w:pPr>
-              <w:spacing w:after="0" w:line="240" w:lineRule="auto"/>
-              <w:jc w:val="center"/>
-              <w:rPr>
-                <w:rFonts w:ascii="Arial" w:eastAsia="Arial" w:hAnsi="Arial" w:cs="Arial"/>
-                <w:b/>
-                <w:bCs/>
-              </w:rPr>
-            </w:pPr>
-            <w:r>
-              <w:rPr>
-                <w:rFonts w:ascii="Arial" w:eastAsia="Arial" w:hAnsi="Arial" w:cs="Arial"/>
-                <w:b/>
-                <w:bCs/>
-              </w:rPr>
-              <w:t>09-23-2026</w:t>
-            </w:r>
-          </w:p>
-        </w:tc>
-        <w:tc>
-          <w:tcPr>
-            <w:tcW w:w="2070" w:type="dxa"/>
-          </w:tcPr>
-          <w:p>
-            <w:pPr>
-              <w:spacing w:after="0" w:line="240" w:lineRule="auto"/>
-              <w:jc w:val="center"/>
-              <w:rPr>
-                <w:rFonts w:ascii="Arial" w:eastAsia="Arial" w:hAnsi="Arial" w:cs="Arial"/>
-                <w:b/>
-                <w:bCs/>
-              </w:rPr>
-            </w:pPr>
-          </w:p>
-        </w:tc>
-      </w:tr>
-      <w:tr>
-        <w:trPr>
-          <w:trHeight w:val="325"/>
-        </w:trPr>
-        <w:tc>
-          <w:tcPr>
-            <w:tcW w:w="3860" w:type="dxa"/>
-            <w:vMerge/>
-            <w:vAlign w:val="center"/>
-          </w:tcPr>
-          <w:p>
-            <w:pPr>
-              <w:widowControl w:val="0"/>
-              <w:pBdr>
-                <w:top w:val="nil"/>
-                <w:left w:val="nil"/>
-                <w:bottom w:val="nil"/>
-                <w:right w:val="nil"/>
-                <w:between w:val="nil"/>
-              </w:pBdr>
-              <w:spacing w:after="0"/>
-              <w:rPr>
-                <w:rFonts w:ascii="Arial" w:eastAsia="Arial" w:hAnsi="Arial" w:cs="Arial"/>
-                <w:b/>
-                <w:bCs/>
-              </w:rPr>
-            </w:pPr>
-          </w:p>
-        </w:tc>
-        <w:tc>
-          <w:tcPr>
-            <w:tcW w:w="1620" w:type="dxa"/>
-          </w:tcPr>
-          <w:p>
-            <w:pPr>
-              <w:spacing w:after="0" w:line="240" w:lineRule="auto"/>
-              <w:jc w:val="center"/>
-              <w:rPr>
-                <w:rFonts w:ascii="Arial" w:eastAsia="Arial" w:hAnsi="Arial" w:cs="Arial"/>
-                <w:b/>
-                <w:bCs/>
-              </w:rPr>
-            </w:pPr>
-          </w:p>
-        </w:tc>
-        <w:tc>
-          <w:tcPr>
-            <w:tcW w:w="1440" w:type="dxa"/>
-          </w:tcPr>
-          <w:p>
-            <w:pPr>
-              <w:spacing w:after="0" w:line="240" w:lineRule="auto"/>
-              <w:jc w:val="center"/>
-              <w:rPr>
-                <w:rFonts w:ascii="Arial" w:eastAsia="Arial" w:hAnsi="Arial" w:cs="Arial"/>
-                <w:b/>
-                <w:bCs/>
-              </w:rPr>
-            </w:pPr>
-          </w:p>
-        </w:tc>
-        <w:tc>
-          <w:tcPr>
-            <w:tcW w:w="2070" w:type="dxa"/>
-          </w:tcPr>
-          <w:p>
-            <w:pPr>
-              <w:spacing w:after="0" w:line="240" w:lineRule="auto"/>
-              <w:jc w:val="center"/>
-              <w:rPr>
-                <w:rFonts w:ascii="Arial" w:eastAsia="Arial" w:hAnsi="Arial" w:cs="Arial"/>
-                <w:b/>
-                <w:bCs/>
-              </w:rPr>
-            </w:pPr>
-          </w:p>
-        </w:tc>
-      </w:tr>
-      <w:tr>
-        <w:trPr>
-          <w:trHeight w:val="325"/>
-        </w:trPr>
-        <w:tc>
-          <w:tcPr>
-            <w:tcW w:w="3860" w:type="dxa"/>
-            <w:vMerge/>
-            <w:vAlign w:val="center"/>
-          </w:tcPr>
-          <w:p>
-            <w:pPr>
-              <w:widowControl w:val="0"/>
-              <w:pBdr>
-                <w:top w:val="nil"/>
-                <w:left w:val="nil"/>
-                <w:bottom w:val="nil"/>
-                <w:right w:val="nil"/>
-                <w:between w:val="nil"/>
-              </w:pBdr>
-              <w:spacing w:after="0"/>
-              <w:rPr>
-                <w:rFonts w:ascii="Arial" w:eastAsia="Arial" w:hAnsi="Arial" w:cs="Arial"/>
-                <w:b/>
-                <w:bCs/>
-              </w:rPr>
-            </w:pPr>
-          </w:p>
-        </w:tc>
-        <w:tc>
-          <w:tcPr>
-            <w:tcW w:w="1620" w:type="dxa"/>
-          </w:tcPr>
-          <w:p>
-            <w:pPr>
-              <w:spacing w:after="0" w:line="240" w:lineRule="auto"/>
-              <w:jc w:val="center"/>
-              <w:rPr>
-                <w:rFonts w:ascii="Arial" w:eastAsia="Arial" w:hAnsi="Arial" w:cs="Arial"/>
-                <w:b/>
-                <w:bCs/>
-              </w:rPr>
-            </w:pPr>
-          </w:p>
-        </w:tc>
-        <w:tc>
-          <w:tcPr>
-            <w:tcW w:w="1440" w:type="dxa"/>
-          </w:tcPr>
-          <w:p>
-            <w:pPr>
-              <w:spacing w:after="0" w:line="240" w:lineRule="auto"/>
-              <w:jc w:val="center"/>
-              <w:rPr>
-                <w:rFonts w:ascii="Arial" w:eastAsia="Arial" w:hAnsi="Arial" w:cs="Arial"/>
-                <w:b/>
-                <w:bCs/>
-              </w:rPr>
-            </w:pPr>
-          </w:p>
-        </w:tc>
-        <w:tc>
-          <w:tcPr>
-            <w:tcW w:w="2070" w:type="dxa"/>
-          </w:tcPr>
-          <w:p>
-            <w:pPr>
-              <w:spacing w:after="0" w:line="240" w:lineRule="auto"/>
-              <w:jc w:val="center"/>
-              <w:rPr>
-                <w:rFonts w:ascii="Arial" w:eastAsia="Arial" w:hAnsi="Arial" w:cs="Arial"/>
-                <w:b/>
-                <w:bCs/>
-              </w:rPr>
-            </w:pPr>
-          </w:p>
-        </w:tc>
-      </w:tr>
-      <w:tr>
-        <w:trPr>
-          <w:trHeight w:val="325"/>
-        </w:trPr>
-        <w:tc>
-          <w:tcPr>
-            <w:tcW w:w="3860" w:type="dxa"/>
-            <w:vMerge/>
-            <w:vAlign w:val="center"/>
-          </w:tcPr>
-          <w:p>
-            <w:pPr>
-              <w:widowControl w:val="0"/>
-              <w:pBdr>
-                <w:top w:val="nil"/>
-                <w:left w:val="nil"/>
-                <w:bottom w:val="nil"/>
-                <w:right w:val="nil"/>
-                <w:between w:val="nil"/>
-              </w:pBdr>
-              <w:spacing w:after="0"/>
-              <w:rPr>
-                <w:rFonts w:ascii="Arial" w:eastAsia="Arial" w:hAnsi="Arial" w:cs="Arial"/>
-                <w:b/>
-                <w:bCs/>
-              </w:rPr>
-            </w:pPr>
-          </w:p>
-        </w:tc>
-        <w:tc>
-          <w:tcPr>
-            <w:tcW w:w="1620" w:type="dxa"/>
-          </w:tcPr>
-          <w:p>
-            <w:pPr>
-              <w:spacing w:after="0" w:line="240" w:lineRule="auto"/>
-              <w:jc w:val="center"/>
-              <w:rPr>
-                <w:rFonts w:ascii="Arial" w:eastAsia="Arial" w:hAnsi="Arial" w:cs="Arial"/>
-                <w:b/>
-                <w:bCs/>
-              </w:rPr>
-            </w:pPr>
-          </w:p>
-        </w:tc>
-        <w:tc>
-          <w:tcPr>
-            <w:tcW w:w="1440" w:type="dxa"/>
-          </w:tcPr>
-          <w:p>
-            <w:pPr>
-              <w:spacing w:after="0" w:line="240" w:lineRule="auto"/>
-              <w:jc w:val="center"/>
-              <w:rPr>
-                <w:rFonts w:ascii="Arial" w:eastAsia="Arial" w:hAnsi="Arial" w:cs="Arial"/>
-                <w:b/>
-                <w:bCs/>
-              </w:rPr>
-            </w:pPr>
-          </w:p>
-        </w:tc>
-        <w:tc>
-          <w:tcPr>
-            <w:tcW w:w="2070" w:type="dxa"/>
-          </w:tcPr>
-          <w:p>
-            <w:pPr>
-              <w:spacing w:after="0" w:line="240" w:lineRule="auto"/>
-              <w:jc w:val="center"/>
-              <w:rPr>
-                <w:rFonts w:ascii="Arial" w:eastAsia="Arial" w:hAnsi="Arial" w:cs="Arial"/>
-                <w:b/>
-                <w:bCs/>
-              </w:rPr>
-            </w:pPr>
-          </w:p>
-        </w:tc>
-      </w:tr>
-      <w:tr>
-        <w:trPr>
-          <w:trHeight w:val="325"/>
-        </w:trPr>
-        <w:tc>
-          <w:tcPr>
-            <w:tcW w:w="3860" w:type="dxa"/>
-            <w:vMerge/>
-            <w:vAlign w:val="center"/>
-          </w:tcPr>
-          <w:p>
-            <w:pPr>
-              <w:widowControl w:val="0"/>
-              <w:pBdr>
-                <w:top w:val="nil"/>
-                <w:left w:val="nil"/>
-                <w:bottom w:val="nil"/>
-                <w:right w:val="nil"/>
-                <w:between w:val="nil"/>
-              </w:pBdr>
-              <w:spacing w:after="0"/>
-              <w:rPr>
-                <w:rFonts w:ascii="Arial" w:eastAsia="Arial" w:hAnsi="Arial" w:cs="Arial"/>
-                <w:b/>
-                <w:bCs/>
-              </w:rPr>
-            </w:pPr>
-          </w:p>
-        </w:tc>
-        <w:tc>
-          <w:tcPr>
-            <w:tcW w:w="1620" w:type="dxa"/>
-          </w:tcPr>
-          <w:p>
-            <w:pPr>
-              <w:spacing w:after="0" w:line="240" w:lineRule="auto"/>
-              <w:jc w:val="center"/>
-              <w:rPr>
-                <w:rFonts w:ascii="Arial" w:eastAsia="Arial" w:hAnsi="Arial" w:cs="Arial"/>
-                <w:b/>
-                <w:bCs/>
-              </w:rPr>
-            </w:pPr>
-          </w:p>
-        </w:tc>
-        <w:tc>
-          <w:tcPr>
-            <w:tcW w:w="1440" w:type="dxa"/>
-          </w:tcPr>
-          <w:p>
-            <w:pPr>
-              <w:spacing w:after="0" w:line="240" w:lineRule="auto"/>
-              <w:jc w:val="center"/>
-              <w:rPr>
-                <w:rFonts w:ascii="Arial" w:eastAsia="Arial" w:hAnsi="Arial" w:cs="Arial"/>
-                <w:b/>
-                <w:bCs/>
-              </w:rPr>
-            </w:pPr>
-          </w:p>
-        </w:tc>
-        <w:tc>
-          <w:tcPr>
-            <w:tcW w:w="2070" w:type="dxa"/>
-          </w:tcPr>
-          <w:p>
-            <w:pPr>
-              <w:spacing w:after="0" w:line="240" w:lineRule="auto"/>
-              <w:jc w:val="center"/>
-              <w:rPr>
-                <w:rFonts w:ascii="Arial" w:eastAsia="Arial" w:hAnsi="Arial" w:cs="Arial"/>
-                <w:b/>
-                <w:bCs/>
-              </w:rPr>
-            </w:pPr>
-          </w:p>
-        </w:tc>
-      </w:tr>
-      <w:tr>
-        <w:trPr>
-          <w:trHeight w:val="325"/>
-        </w:trPr>
-        <w:tc>
-          <w:tcPr>
-            <w:tcW w:w="3860" w:type="dxa"/>
-            <w:vMerge/>
-            <w:vAlign w:val="center"/>
-          </w:tcPr>
-          <w:p>
-            <w:pPr>
-              <w:widowControl w:val="0"/>
-              <w:pBdr>
-                <w:top w:val="nil"/>
-                <w:left w:val="nil"/>
-                <w:bottom w:val="nil"/>
-                <w:right w:val="nil"/>
-                <w:between w:val="nil"/>
-              </w:pBdr>
-              <w:spacing w:after="0"/>
-              <w:rPr>
-                <w:rFonts w:ascii="Arial" w:eastAsia="Arial" w:hAnsi="Arial" w:cs="Arial"/>
-                <w:b/>
-                <w:bCs/>
-              </w:rPr>
-            </w:pPr>
-          </w:p>
-        </w:tc>
-        <w:tc>
-          <w:tcPr>
-            <w:tcW w:w="1620" w:type="dxa"/>
-          </w:tcPr>
-          <w:p>
-            <w:pPr>
-              <w:spacing w:after="0" w:line="240" w:lineRule="auto"/>
-              <w:jc w:val="center"/>
-              <w:rPr>
-                <w:rFonts w:ascii="Arial" w:eastAsia="Arial" w:hAnsi="Arial" w:cs="Arial"/>
-                <w:b/>
-                <w:bCs/>
-              </w:rPr>
-            </w:pPr>
-          </w:p>
-        </w:tc>
-        <w:tc>
-          <w:tcPr>
-            <w:tcW w:w="1440" w:type="dxa"/>
-          </w:tcPr>
-          <w:p>
-            <w:pPr>
-              <w:spacing w:after="0" w:line="240" w:lineRule="auto"/>
-              <w:jc w:val="center"/>
-              <w:rPr>
-                <w:rFonts w:ascii="Arial" w:eastAsia="Arial" w:hAnsi="Arial" w:cs="Arial"/>
-                <w:b/>
-                <w:bCs/>
-              </w:rPr>
-            </w:pPr>
-          </w:p>
-        </w:tc>
-        <w:tc>
-          <w:tcPr>
-            <w:tcW w:w="2070" w:type="dxa"/>
-          </w:tcPr>
-          <w:p>
-            <w:pPr>
-              <w:spacing w:after="0" w:line="240" w:lineRule="auto"/>
-              <w:jc w:val="center"/>
-              <w:rPr>
-                <w:rFonts w:ascii="Arial" w:eastAsia="Arial" w:hAnsi="Arial" w:cs="Arial"/>
-                <w:b/>
-                <w:bCs/>
-              </w:rPr>
-            </w:pPr>
-          </w:p>
-        </w:tc>
-      </w:tr>
-      <w:tr>
-        <w:trPr>
-          <w:trHeight w:val="325"/>
-        </w:trPr>
-        <w:tc>
-          <w:tcPr>
-            <w:tcW w:w="3860" w:type="dxa"/>
-            <w:vMerge/>
-            <w:vAlign w:val="center"/>
-          </w:tcPr>
-          <w:p>
-            <w:pPr>
-              <w:widowControl w:val="0"/>
-              <w:pBdr>
-                <w:top w:val="nil"/>
-                <w:left w:val="nil"/>
-                <w:bottom w:val="nil"/>
-                <w:right w:val="nil"/>
-                <w:between w:val="nil"/>
-              </w:pBdr>
-              <w:spacing w:after="0"/>
-              <w:rPr>
-                <w:rFonts w:ascii="Arial" w:eastAsia="Arial" w:hAnsi="Arial" w:cs="Arial"/>
-                <w:b/>
-                <w:bCs/>
-              </w:rPr>
-            </w:pPr>
-          </w:p>
-        </w:tc>
-        <w:tc>
-          <w:tcPr>
-            <w:tcW w:w="1620" w:type="dxa"/>
-          </w:tcPr>
-          <w:p>
-            <w:pPr>
-              <w:spacing w:after="0" w:line="240" w:lineRule="auto"/>
-              <w:jc w:val="center"/>
-              <w:rPr>
-                <w:rFonts w:ascii="Arial" w:eastAsia="Arial" w:hAnsi="Arial" w:cs="Arial"/>
-                <w:b/>
-                <w:bCs/>
-              </w:rPr>
-            </w:pPr>
-          </w:p>
-        </w:tc>
-        <w:tc>
-          <w:tcPr>
-            <w:tcW w:w="1440" w:type="dxa"/>
-          </w:tcPr>
-          <w:p>
-            <w:pPr>
-              <w:spacing w:after="0" w:line="240" w:lineRule="auto"/>
-              <w:jc w:val="center"/>
-              <w:rPr>
-                <w:rFonts w:ascii="Arial" w:eastAsia="Arial" w:hAnsi="Arial" w:cs="Arial"/>
-                <w:b/>
-                <w:bCs/>
-              </w:rPr>
-            </w:pPr>
-          </w:p>
-        </w:tc>
-        <w:tc>
-          <w:tcPr>
-            <w:tcW w:w="2070" w:type="dxa"/>
-          </w:tcPr>
-          <w:p>
-            <w:pPr>
-              <w:spacing w:after="0" w:line="240" w:lineRule="auto"/>
-              <w:jc w:val="center"/>
-              <w:rPr>
-                <w:rFonts w:ascii="Arial" w:eastAsia="Arial" w:hAnsi="Arial" w:cs="Arial"/>
-                <w:b/>
-                <w:bCs/>
-              </w:rPr>
-            </w:pPr>
-          </w:p>
-        </w:tc>
-      </w:tr>
-      <w:tr>
-        <w:trPr>
-          <w:trHeight w:val="325"/>
-        </w:trPr>
-        <w:tc>
-          <w:tcPr>
-            <w:tcW w:w="3860" w:type="dxa"/>
-            <w:vMerge/>
-            <w:vAlign w:val="center"/>
-          </w:tcPr>
-          <w:p>
-            <w:pPr>
-              <w:widowControl w:val="0"/>
-              <w:pBdr>
-                <w:top w:val="nil"/>
-                <w:left w:val="nil"/>
-                <w:bottom w:val="nil"/>
-                <w:right w:val="nil"/>
-                <w:between w:val="nil"/>
-              </w:pBdr>
-              <w:spacing w:after="0"/>
-              <w:rPr>
-                <w:rFonts w:ascii="Arial" w:eastAsia="Arial" w:hAnsi="Arial" w:cs="Arial"/>
-                <w:b/>
-                <w:bCs/>
-              </w:rPr>
-            </w:pPr>
-          </w:p>
-        </w:tc>
-        <w:tc>
-          <w:tcPr>
-            <w:tcW w:w="1620" w:type="dxa"/>
-          </w:tcPr>
-          <w:p>
-            <w:pPr>
-              <w:spacing w:after="0" w:line="240" w:lineRule="auto"/>
-              <w:jc w:val="center"/>
-              <w:rPr>
-                <w:rFonts w:ascii="Arial" w:eastAsia="Arial" w:hAnsi="Arial" w:cs="Arial"/>
-                <w:b/>
-                <w:bCs/>
-              </w:rPr>
-            </w:pPr>
-          </w:p>
-        </w:tc>
-        <w:tc>
-          <w:tcPr>
-            <w:tcW w:w="1440" w:type="dxa"/>
-          </w:tcPr>
-          <w:p>
-            <w:pPr>
-              <w:spacing w:after="0" w:line="240" w:lineRule="auto"/>
-              <w:jc w:val="center"/>
-              <w:rPr>
-                <w:rFonts w:ascii="Arial" w:eastAsia="Arial" w:hAnsi="Arial" w:cs="Arial"/>
-                <w:b/>
-                <w:bCs/>
-              </w:rPr>
-            </w:pPr>
-          </w:p>
-        </w:tc>
-        <w:tc>
-          <w:tcPr>
-            <w:tcW w:w="2070" w:type="dxa"/>
-          </w:tcPr>
-          <w:p>
-            <w:pPr>
-              <w:spacing w:after="0" w:line="240" w:lineRule="auto"/>
-              <w:jc w:val="center"/>
-              <w:rPr>
-                <w:rFonts w:ascii="Arial" w:eastAsia="Arial" w:hAnsi="Arial" w:cs="Arial"/>
-                <w:b/>
-                <w:bCs/>
-              </w:rPr>
-            </w:pPr>
-          </w:p>
-        </w:tc>
-      </w:tr>
-      <w:tr>
-        <w:trPr>
-          <w:trHeight w:val="325"/>
-        </w:trPr>
-        <w:tc>
-          <w:tcPr>
-            <w:tcW w:w="3860" w:type="dxa"/>
-            <w:vMerge/>
-            <w:vAlign w:val="center"/>
-          </w:tcPr>
-          <w:p>
-            <w:pPr>
-              <w:widowControl w:val="0"/>
-              <w:pBdr>
-                <w:top w:val="nil"/>
-                <w:left w:val="nil"/>
-                <w:bottom w:val="nil"/>
-                <w:right w:val="nil"/>
-                <w:between w:val="nil"/>
-              </w:pBdr>
-              <w:spacing w:after="0"/>
-              <w:rPr>
-                <w:rFonts w:ascii="Arial" w:eastAsia="Arial" w:hAnsi="Arial" w:cs="Arial"/>
-                <w:b/>
-                <w:bCs/>
-              </w:rPr>
-            </w:pPr>
-          </w:p>
-        </w:tc>
-        <w:tc>
-          <w:tcPr>
-            <w:tcW w:w="1620" w:type="dxa"/>
-          </w:tcPr>
-          <w:p>
-            <w:pPr>
-              <w:spacing w:after="0" w:line="240" w:lineRule="auto"/>
-              <w:jc w:val="center"/>
-              <w:rPr>
-                <w:rFonts w:ascii="Arial" w:eastAsia="Arial" w:hAnsi="Arial" w:cs="Arial"/>
-                <w:b/>
-                <w:bCs/>
-              </w:rPr>
-            </w:pPr>
-          </w:p>
-        </w:tc>
-        <w:tc>
-          <w:tcPr>
-            <w:tcW w:w="1440" w:type="dxa"/>
-          </w:tcPr>
-          <w:p>
-            <w:pPr>
-              <w:spacing w:after="0" w:line="240" w:lineRule="auto"/>
-              <w:jc w:val="center"/>
-              <w:rPr>
-                <w:rFonts w:ascii="Arial" w:eastAsia="Arial" w:hAnsi="Arial" w:cs="Arial"/>
-                <w:b/>
-                <w:bCs/>
-              </w:rPr>
-            </w:pPr>
-          </w:p>
-        </w:tc>
-        <w:tc>
-          <w:tcPr>
-            <w:tcW w:w="2070" w:type="dxa"/>
-          </w:tcPr>
-          <w:p>
-            <w:pPr>
-              <w:spacing w:after="0" w:line="240" w:lineRule="auto"/>
-              <w:jc w:val="center"/>
-              <w:rPr>
-                <w:rFonts w:ascii="Arial" w:eastAsia="Arial" w:hAnsi="Arial" w:cs="Arial"/>
-                <w:b/>
-                <w:bCs/>
-              </w:rPr>
-            </w:pPr>
-          </w:p>
-        </w:tc>
-      </w:tr>
-      <w:tr>
-        <w:trPr>
-          <w:trHeight w:val="325"/>
-        </w:trPr>
-        <w:tc>
-          <w:tcPr>
-            <w:tcW w:w="3860" w:type="dxa"/>
-            <w:vMerge/>
-            <w:vAlign w:val="center"/>
-          </w:tcPr>
-          <w:p>
-            <w:pPr>
-              <w:widowControl w:val="0"/>
-              <w:pBdr>
-                <w:top w:val="nil"/>
-                <w:left w:val="nil"/>
-                <w:bottom w:val="nil"/>
-                <w:right w:val="nil"/>
-                <w:between w:val="nil"/>
-              </w:pBdr>
-              <w:spacing w:after="0"/>
-              <w:rPr>
-                <w:rFonts w:ascii="Arial" w:eastAsia="Arial" w:hAnsi="Arial" w:cs="Arial"/>
-                <w:b/>
-                <w:bCs/>
-              </w:rPr>
-            </w:pPr>
-          </w:p>
-        </w:tc>
-        <w:tc>
-          <w:tcPr>
-            <w:tcW w:w="1620" w:type="dxa"/>
-          </w:tcPr>
-          <w:p>
-            <w:pPr>
-              <w:spacing w:after="0" w:line="240" w:lineRule="auto"/>
-              <w:jc w:val="center"/>
-              <w:rPr>
-                <w:rFonts w:ascii="Arial" w:eastAsia="Arial" w:hAnsi="Arial" w:cs="Arial"/>
-                <w:b/>
-                <w:bCs/>
-              </w:rPr>
-            </w:pPr>
-          </w:p>
-        </w:tc>
-        <w:tc>
-          <w:tcPr>
-            <w:tcW w:w="1440" w:type="dxa"/>
-          </w:tcPr>
-          <w:p>
-            <w:pPr>
-              <w:spacing w:after="0" w:line="240" w:lineRule="auto"/>
-              <w:jc w:val="center"/>
-              <w:rPr>
-                <w:rFonts w:ascii="Arial" w:eastAsia="Arial" w:hAnsi="Arial" w:cs="Arial"/>
-                <w:b/>
-                <w:bCs/>
-              </w:rPr>
-            </w:pPr>
-          </w:p>
-        </w:tc>
-        <w:tc>
-          <w:tcPr>
-            <w:tcW w:w="2070" w:type="dxa"/>
-          </w:tcPr>
-          <w:p>
-            <w:pPr>
-              <w:spacing w:after="0" w:line="240" w:lineRule="auto"/>
-              <w:jc w:val="center"/>
-              <w:rPr>
-                <w:rFonts w:ascii="Arial" w:eastAsia="Arial" w:hAnsi="Arial" w:cs="Arial"/>
-                <w:b/>
-                <w:bCs/>
-              </w:rPr>
-            </w:pPr>
-          </w:p>
-        </w:tc>
-      </w:tr>
-    </w:tbl>
-    <w:p>
-      <w:pPr>
-        <w:tabs>
-          <w:tab w:val="left" w:pos="8445"/>
-        </w:tabs>
-        <w:ind w:right="-421"/>
-        <w:rPr>
-          <w:rFonts w:ascii="Arial" w:eastAsia="Arial" w:hAnsi="Arial" w:cs="Arial"/>
-        </w:rPr>
-      </w:pPr>
-      <w:r>
-        <w:rPr>
-          <w:rFonts w:ascii="Arial" w:eastAsia="Arial" w:hAnsi="Arial" w:cs="Arial"/>
-        </w:rPr>
-        <w:tab/>
-      </w:r>
-      <w:r>
-        <w:rPr>
-          <w:noProof/>
-        </w:rPr>
-        <mc:AlternateContent>
-          <mc:Choice Requires="wps">
-            <w:drawing>
-              <wp:anchor distT="0" distB="0" distL="114300" distR="114300" simplePos="0" relativeHeight="251661312" behindDoc="0" locked="0" layoutInCell="1" hidden="0" allowOverlap="1" wp14:anchorId="6AFE25F1" wp14:editId="33028FF4">
-                <wp:simplePos x="0" y="0"/>
-                <wp:positionH relativeFrom="column">
-                  <wp:posOffset>3313319</wp:posOffset>
-                </wp:positionH>
-                <wp:positionV relativeFrom="paragraph">
-                  <wp:posOffset>3128065</wp:posOffset>
-                </wp:positionV>
-                <wp:extent cx="1109842" cy="481827"/>
-                <wp:effectExtent l="0" t="0" r="0" b="0"/>
-                <wp:wrapNone/>
-                <wp:docPr id="5" name="Rectangle 5"/>
-                <wp:cNvGraphicFramePr/>
-                <a:graphic xmlns:a="http://schemas.openxmlformats.org/drawingml/2006/main">
-                  <a:graphicData uri="http://schemas.microsoft.com/office/word/2010/wordprocessingShape">
-                    <wps:wsp>
-                      <wps:cNvSpPr/>
-                      <wps:spPr>
-                        <a:xfrm>
-                          <a:off x="4797429" y="3545437"/>
-                          <a:ext cx="1097142" cy="469127"/>
-                        </a:xfrm>
-                        <a:prstGeom prst="rect">
-                          <a:avLst/>
-                        </a:prstGeom>
-                        <a:solidFill>
-                          <a:schemeClr val="lt1"/>
-                        </a:solidFill>
-                        <a:ln w="12700" cap="flat" cmpd="sng">
-                          <a:solidFill>
-                            <a:schemeClr val="lt1"/>
-                          </a:solidFill>
-                          <a:prstDash val="solid"/>
-                          <a:miter lim="8000"/>
-                          <a:headEnd type="none" w="sm" len="sm"/>
-                          <a:tailEnd type="none" w="sm" len="sm"/>
-                        </a:ln>
-                      </wps:spPr>
-                      <wps:txbx>
-                        <w:txbxContent>
-                          <w:p>
-                            <w:pPr>
-                              <w:spacing w:after="0" w:line="240" w:lineRule="auto"/>
-                              <w:textDirection w:val="btLr"/>
-                            </w:pPr>
-                          </w:p>
-                        </w:txbxContent>
-                      </wps:txbx>
-                      <wps:bodyPr spcFirstLastPara="1" wrap="square" lIns="91425" tIns="91425" rIns="91425" bIns="91425" anchor="ctr" anchorCtr="0">
-                        <a:noAutofit/>
-                      </wps:bodyPr>
-                    </wps:wsp>
-                  </a:graphicData>
-                </a:graphic>
-              </wp:anchor>
-            </w:drawing>
-          </mc:Choice>
-          <mc:Fallback>
-            <w:pict>
-              <v:rect w14:anchorId="6AFE25F1" id="Rectangle 5" o:spid="_x0000_s1035" style="position:absolute;margin-left:260.9pt;margin-top:246.3pt;width:87.4pt;height:37.95pt;z-index:251661312;visibility:visible;mso-wrap-style:square;mso-wrap-distance-left:9pt;mso-wrap-distance-top:0;mso-wrap-distance-right:9pt;mso-wrap-distance-bottom:0;mso-position-horizontal:absolute;mso-position-horizontal-relative:text;mso-position-vertical:absolute;mso-position-vertical-relative:text;v-text-anchor:middle" o:gfxdata="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" fillcolor="white [3201]" strokecolor="white [3201]" strokeweight="1pt">
-                <v:stroke startarrowwidth="narrow" startarrowlength="short" endarrowwidth="narrow" endarrowlength="short" miterlimit="5243f"/>
-                <v:textbox inset="2.53958mm,2.53958mm,2.53958mm,2.53958mm">
-                  <w:txbxContent>
-                    <w:p>
-                      <w:pPr>
-                        <w:spacing w:after="0" w:line="240" w:lineRule="auto"/>
-                        <w:textDirection w:val="btLr"/>
-                      </w:pPr>
-                    </w:p>
-                  </w:txbxContent>
-                </v:textbox>
-              </v:rect>
-            </w:pict>
           </mc:Fallback>
         </mc:AlternateContent>
       </w:r>
@@ -5310,7 +2773,7 @@
               </wp:anchor>
             </w:drawing>
           </mc:Choice>
-          <mc:Fallback xmlns:cr="http://schemas.microsoft.com/office/comments/2020/reactions" xmlns="http://schemas.microsoft.com/office/tasks/2019/documenttasks" xmlns:w16cex="http://schemas.microsoft.com/office/word/2018/wordml/cex" xmlns:w16="http://schemas.microsoft.com/office/word/2018/wordml" xmlns:dgm="http://schemas.openxmlformats.org/drawingml/2006/diagram" xmlns:lc="http://schemas.openxmlformats.org/drawingml/2006/lockedCanvas" xmlns:c="http://schemas.openxmlformats.org/drawingml/2006/chart" xmlns:pic="http://schemas.openxmlformats.org/drawingml/2006/picture" xmlns:a="http://schemas.openxmlformats.org/drawingml/2006/main" xmlns:sl="http://schemas.openxmlformats.org/schemaLibrary/2006/main">
+          <mc:Fallback xmlns:sl="http://schemas.openxmlformats.org/schemaLibrary/2006/main" xmlns:a="http://schemas.openxmlformats.org/drawingml/2006/main" xmlns:pic="http://schemas.openxmlformats.org/drawingml/2006/picture" xmlns:c="http://schemas.openxmlformats.org/drawingml/2006/chart" xmlns:lc="http://schemas.openxmlformats.org/drawingml/2006/lockedCanvas" xmlns:dgm="http://schemas.openxmlformats.org/drawingml/2006/diagram" xmlns:w16="http://schemas.microsoft.com/office/word/2018/wordml" xmlns:w16cex="http://schemas.microsoft.com/office/word/2018/wordml/cex" xmlns="http://schemas.microsoft.com/office/tasks/2019/documenttasks" xmlns:cr="http://schemas.microsoft.com/office/comments/2020/reactions">
             <w:drawing>
               <wp:anchor allowOverlap="1" behindDoc="0" distB="0" distT="0" distL="114300" distR="114300" hidden="0" layoutInCell="1" locked="0" relativeHeight="0" simplePos="0">
                 <wp:simplePos x="0" y="0"/>
@@ -6374,6 +3837,7 @@
   <w:style w:type="character" w:default="1" w:styleId="DefaultParagraphFont">
     <w:name w:val="Default Paragraph Font"/>
     <w:uiPriority w:val="1"/>
+    <w:semiHidden/>
     <w:unhideWhenUsed/>
   </w:style>
   <w:style w:type="table" w:default="1" w:styleId="TableNormal">
